--- a/odigoi/02_vscode_local_authoring.docx
+++ b/odigoi/02_vscode_local_authoring.docx
@@ -20,7 +20,7 @@
           <w:sz w:val="22"/>
           <w:szCs w:val="22"/>
         </w:rPr>
-        <w:id w:val="193434563"/>
+        <w:id w:val="1636214158"/>
         <w:docPartObj>
           <w:docPartGallery w:val="Table of Contents"/>
           <w:docPartUnique/>
@@ -61,7 +61,7 @@
           <w:r>
             <w:fldChar w:fldCharType="separate"/>
           </w:r>
-          <w:hyperlink w:anchor="_Toc225619197" w:history="1">
+          <w:hyperlink w:anchor="_Toc225688269" w:history="1">
             <w:r>
               <w:rPr>
                 <w:rStyle w:val="Hyperlink"/>
@@ -88,7 +88,7 @@
                 <w:noProof/>
                 <w:webHidden/>
               </w:rPr>
-              <w:instrText xml:space="preserve"> PAGEREF _Toc225619197 \h </w:instrText>
+              <w:instrText xml:space="preserve"> PAGEREF _Toc225688269 \h </w:instrText>
             </w:r>
             <w:r>
               <w:rPr>
@@ -135,7 +135,7 @@
               <w14:ligatures w14:val="standardContextual"/>
             </w:rPr>
           </w:pPr>
-          <w:hyperlink w:anchor="_Toc225619198" w:history="1">
+          <w:hyperlink w:anchor="_Toc225688270" w:history="1">
             <w:r>
               <w:rPr>
                 <w:rStyle w:val="Hyperlink"/>
@@ -162,7 +162,7 @@
                 <w:noProof/>
                 <w:webHidden/>
               </w:rPr>
-              <w:instrText xml:space="preserve"> PAGEREF _Toc225619198 \h </w:instrText>
+              <w:instrText xml:space="preserve"> PAGEREF _Toc225688270 \h </w:instrText>
             </w:r>
             <w:r>
               <w:rPr>
@@ -209,7 +209,7 @@
               <w14:ligatures w14:val="standardContextual"/>
             </w:rPr>
           </w:pPr>
-          <w:hyperlink w:anchor="_Toc225619199" w:history="1">
+          <w:hyperlink w:anchor="_Toc225688271" w:history="1">
             <w:r>
               <w:rPr>
                 <w:rStyle w:val="Hyperlink"/>
@@ -236,7 +236,7 @@
                 <w:noProof/>
                 <w:webHidden/>
               </w:rPr>
-              <w:instrText xml:space="preserve"> PAGEREF _Toc225619199 \h </w:instrText>
+              <w:instrText xml:space="preserve"> PAGEREF _Toc225688271 \h </w:instrText>
             </w:r>
             <w:r>
               <w:rPr>
@@ -283,7 +283,7 @@
               <w14:ligatures w14:val="standardContextual"/>
             </w:rPr>
           </w:pPr>
-          <w:hyperlink w:anchor="_Toc225619200" w:history="1">
+          <w:hyperlink w:anchor="_Toc225688272" w:history="1">
             <w:r>
               <w:rPr>
                 <w:rStyle w:val="Hyperlink"/>
@@ -310,7 +310,7 @@
                 <w:noProof/>
                 <w:webHidden/>
               </w:rPr>
-              <w:instrText xml:space="preserve"> PAGEREF _Toc225619200 \h </w:instrText>
+              <w:instrText xml:space="preserve"> PAGEREF _Toc225688272 \h </w:instrText>
             </w:r>
             <w:r>
               <w:rPr>
@@ -357,7 +357,7 @@
               <w14:ligatures w14:val="standardContextual"/>
             </w:rPr>
           </w:pPr>
-          <w:hyperlink w:anchor="_Toc225619201" w:history="1">
+          <w:hyperlink w:anchor="_Toc225688273" w:history="1">
             <w:r>
               <w:rPr>
                 <w:rStyle w:val="Hyperlink"/>
@@ -384,7 +384,7 @@
                 <w:noProof/>
                 <w:webHidden/>
               </w:rPr>
-              <w:instrText xml:space="preserve"> PAGEREF _Toc225619201 \h </w:instrText>
+              <w:instrText xml:space="preserve"> PAGEREF _Toc225688273 \h </w:instrText>
             </w:r>
             <w:r>
               <w:rPr>
@@ -431,7 +431,7 @@
               <w14:ligatures w14:val="standardContextual"/>
             </w:rPr>
           </w:pPr>
-          <w:hyperlink w:anchor="_Toc225619202" w:history="1">
+          <w:hyperlink w:anchor="_Toc225688274" w:history="1">
             <w:r>
               <w:rPr>
                 <w:rStyle w:val="Hyperlink"/>
@@ -458,7 +458,7 @@
                 <w:noProof/>
                 <w:webHidden/>
               </w:rPr>
-              <w:instrText xml:space="preserve"> PAGEREF _Toc225619202 \h </w:instrText>
+              <w:instrText xml:space="preserve"> PAGEREF _Toc225688274 \h </w:instrText>
             </w:r>
             <w:r>
               <w:rPr>
@@ -505,7 +505,7 @@
               <w14:ligatures w14:val="standardContextual"/>
             </w:rPr>
           </w:pPr>
-          <w:hyperlink w:anchor="_Toc225619203" w:history="1">
+          <w:hyperlink w:anchor="_Toc225688275" w:history="1">
             <w:r>
               <w:rPr>
                 <w:rStyle w:val="Hyperlink"/>
@@ -532,7 +532,7 @@
                 <w:noProof/>
                 <w:webHidden/>
               </w:rPr>
-              <w:instrText xml:space="preserve"> PAGEREF _Toc225619203 \h </w:instrText>
+              <w:instrText xml:space="preserve"> PAGEREF _Toc225688275 \h </w:instrText>
             </w:r>
             <w:r>
               <w:rPr>
@@ -579,7 +579,7 @@
               <w14:ligatures w14:val="standardContextual"/>
             </w:rPr>
           </w:pPr>
-          <w:hyperlink w:anchor="_Toc225619204" w:history="1">
+          <w:hyperlink w:anchor="_Toc225688276" w:history="1">
             <w:r>
               <w:rPr>
                 <w:rStyle w:val="Hyperlink"/>
@@ -615,7 +615,7 @@
                 <w:noProof/>
                 <w:webHidden/>
               </w:rPr>
-              <w:instrText xml:space="preserve"> PAGEREF _Toc225619204 \h </w:instrText>
+              <w:instrText xml:space="preserve"> PAGEREF _Toc225688276 \h </w:instrText>
             </w:r>
             <w:r>
               <w:rPr>
@@ -662,7 +662,7 @@
               <w14:ligatures w14:val="standardContextual"/>
             </w:rPr>
           </w:pPr>
-          <w:hyperlink w:anchor="_Toc225619205" w:history="1">
+          <w:hyperlink w:anchor="_Toc225688277" w:history="1">
             <w:r>
               <w:rPr>
                 <w:rStyle w:val="Hyperlink"/>
@@ -705,7 +705,7 @@
                 <w:noProof/>
                 <w:webHidden/>
               </w:rPr>
-              <w:instrText xml:space="preserve"> PAGEREF _Toc225619205 \h </w:instrText>
+              <w:instrText xml:space="preserve"> PAGEREF _Toc225688277 \h </w:instrText>
             </w:r>
             <w:r>
               <w:rPr>
@@ -752,7 +752,7 @@
               <w14:ligatures w14:val="standardContextual"/>
             </w:rPr>
           </w:pPr>
-          <w:hyperlink w:anchor="_Toc225619206" w:history="1">
+          <w:hyperlink w:anchor="_Toc225688278" w:history="1">
             <w:r>
               <w:rPr>
                 <w:rStyle w:val="Hyperlink"/>
@@ -779,7 +779,7 @@
                 <w:noProof/>
                 <w:webHidden/>
               </w:rPr>
-              <w:instrText xml:space="preserve"> PAGEREF _Toc225619206 \h </w:instrText>
+              <w:instrText xml:space="preserve"> PAGEREF _Toc225688278 \h </w:instrText>
             </w:r>
             <w:r>
               <w:rPr>
@@ -826,7 +826,7 @@
               <w14:ligatures w14:val="standardContextual"/>
             </w:rPr>
           </w:pPr>
-          <w:hyperlink w:anchor="_Toc225619207" w:history="1">
+          <w:hyperlink w:anchor="_Toc225688279" w:history="1">
             <w:r>
               <w:rPr>
                 <w:rStyle w:val="Hyperlink"/>
@@ -853,7 +853,7 @@
                 <w:noProof/>
                 <w:webHidden/>
               </w:rPr>
-              <w:instrText xml:space="preserve"> PAGEREF _Toc225619207 \h </w:instrText>
+              <w:instrText xml:space="preserve"> PAGEREF _Toc225688279 \h </w:instrText>
             </w:r>
             <w:r>
               <w:rPr>
@@ -900,7 +900,7 @@
               <w14:ligatures w14:val="standardContextual"/>
             </w:rPr>
           </w:pPr>
-          <w:hyperlink w:anchor="_Toc225619208" w:history="1">
+          <w:hyperlink w:anchor="_Toc225688280" w:history="1">
             <w:r>
               <w:rPr>
                 <w:rStyle w:val="Hyperlink"/>
@@ -927,7 +927,7 @@
                 <w:noProof/>
                 <w:webHidden/>
               </w:rPr>
-              <w:instrText xml:space="preserve"> PAGEREF _Toc225619208 \h </w:instrText>
+              <w:instrText xml:space="preserve"> PAGEREF _Toc225688280 \h </w:instrText>
             </w:r>
             <w:r>
               <w:rPr>
@@ -974,7 +974,7 @@
               <w14:ligatures w14:val="standardContextual"/>
             </w:rPr>
           </w:pPr>
-          <w:hyperlink w:anchor="_Toc225619209" w:history="1">
+          <w:hyperlink w:anchor="_Toc225688281" w:history="1">
             <w:r>
               <w:rPr>
                 <w:rStyle w:val="Hyperlink"/>
@@ -1001,7 +1001,7 @@
                 <w:noProof/>
                 <w:webHidden/>
               </w:rPr>
-              <w:instrText xml:space="preserve"> PAGEREF _Toc225619209 \h </w:instrText>
+              <w:instrText xml:space="preserve"> PAGEREF _Toc225688281 \h </w:instrText>
             </w:r>
             <w:r>
               <w:rPr>
@@ -1048,7 +1048,7 @@
               <w14:ligatures w14:val="standardContextual"/>
             </w:rPr>
           </w:pPr>
-          <w:hyperlink w:anchor="_Toc225619210" w:history="1">
+          <w:hyperlink w:anchor="_Toc225688282" w:history="1">
             <w:r>
               <w:rPr>
                 <w:rStyle w:val="Hyperlink"/>
@@ -1084,7 +1084,7 @@
                 <w:noProof/>
                 <w:webHidden/>
               </w:rPr>
-              <w:instrText xml:space="preserve"> PAGEREF _Toc225619210 \h </w:instrText>
+              <w:instrText xml:space="preserve"> PAGEREF _Toc225688282 \h </w:instrText>
             </w:r>
             <w:r>
               <w:rPr>
@@ -1131,7 +1131,7 @@
               <w14:ligatures w14:val="standardContextual"/>
             </w:rPr>
           </w:pPr>
-          <w:hyperlink w:anchor="_Toc225619211" w:history="1">
+          <w:hyperlink w:anchor="_Toc225688283" w:history="1">
             <w:r>
               <w:rPr>
                 <w:rStyle w:val="Hyperlink"/>
@@ -1167,7 +1167,7 @@
                 <w:noProof/>
                 <w:webHidden/>
               </w:rPr>
-              <w:instrText xml:space="preserve"> PAGEREF _Toc225619211 \h </w:instrText>
+              <w:instrText xml:space="preserve"> PAGEREF _Toc225688283 \h </w:instrText>
             </w:r>
             <w:r>
               <w:rPr>
@@ -1214,7 +1214,7 @@
               <w14:ligatures w14:val="standardContextual"/>
             </w:rPr>
           </w:pPr>
-          <w:hyperlink w:anchor="_Toc225619212" w:history="1">
+          <w:hyperlink w:anchor="_Toc225688284" w:history="1">
             <w:r>
               <w:rPr>
                 <w:rStyle w:val="Hyperlink"/>
@@ -1241,7 +1241,7 @@
                 <w:noProof/>
                 <w:webHidden/>
               </w:rPr>
-              <w:instrText xml:space="preserve"> PAGEREF _Toc225619212 \h </w:instrText>
+              <w:instrText xml:space="preserve"> PAGEREF _Toc225688284 \h </w:instrText>
             </w:r>
             <w:r>
               <w:rPr>
@@ -1288,7 +1288,7 @@
               <w14:ligatures w14:val="standardContextual"/>
             </w:rPr>
           </w:pPr>
-          <w:hyperlink w:anchor="_Toc225619213" w:history="1">
+          <w:hyperlink w:anchor="_Toc225688285" w:history="1">
             <w:r>
               <w:rPr>
                 <w:rStyle w:val="Hyperlink"/>
@@ -1315,7 +1315,7 @@
                 <w:noProof/>
                 <w:webHidden/>
               </w:rPr>
-              <w:instrText xml:space="preserve"> PAGEREF _Toc225619213 \h </w:instrText>
+              <w:instrText xml:space="preserve"> PAGEREF _Toc225688285 \h </w:instrText>
             </w:r>
             <w:r>
               <w:rPr>
@@ -1362,7 +1362,7 @@
               <w14:ligatures w14:val="standardContextual"/>
             </w:rPr>
           </w:pPr>
-          <w:hyperlink w:anchor="_Toc225619214" w:history="1">
+          <w:hyperlink w:anchor="_Toc225688286" w:history="1">
             <w:r>
               <w:rPr>
                 <w:rStyle w:val="Hyperlink"/>
@@ -1389,7 +1389,7 @@
                 <w:noProof/>
                 <w:webHidden/>
               </w:rPr>
-              <w:instrText xml:space="preserve"> PAGEREF _Toc225619214 \h </w:instrText>
+              <w:instrText xml:space="preserve"> PAGEREF _Toc225688286 \h </w:instrText>
             </w:r>
             <w:r>
               <w:rPr>
@@ -1436,7 +1436,7 @@
               <w14:ligatures w14:val="standardContextual"/>
             </w:rPr>
           </w:pPr>
-          <w:hyperlink w:anchor="_Toc225619215" w:history="1">
+          <w:hyperlink w:anchor="_Toc225688287" w:history="1">
             <w:r>
               <w:rPr>
                 <w:rStyle w:val="Hyperlink"/>
@@ -1463,7 +1463,7 @@
                 <w:noProof/>
                 <w:webHidden/>
               </w:rPr>
-              <w:instrText xml:space="preserve"> PAGEREF _Toc225619215 \h </w:instrText>
+              <w:instrText xml:space="preserve"> PAGEREF _Toc225688287 \h </w:instrText>
             </w:r>
             <w:r>
               <w:rPr>
@@ -1506,7 +1506,7 @@
         <w:pStyle w:val="Heading1"/>
       </w:pPr>
       <w:bookmarkStart w:id="0" w:name="ρύθμιση-του-τοπικού-περιβάλλοντος"/>
-      <w:bookmarkStart w:id="1" w:name="_Toc225619197"/>
+      <w:bookmarkStart w:id="1" w:name="_Toc225688269"/>
       <w:r>
         <w:t>Ρύθμιση του τοπικού περιβάλλοντος</w:t>
       </w:r>
@@ -1667,7 +1667,7 @@
           <w:noProof/>
         </w:rPr>
         <w:drawing>
-          <wp:inline distT="0" distB="0" distL="0" distR="0" wp14:anchorId="18C3ECA6" wp14:editId="2F5A636A">
+          <wp:inline distT="0" distB="0" distL="0" distR="0" wp14:anchorId="101F5A19" wp14:editId="1DD032DF">
             <wp:extent cx="6692900" cy="3434514"/>
             <wp:effectExtent l="0" t="0" r="0" b="0"/>
             <wp:docPr id="25" name="Picture" descr="Εικόνα 1"/>
@@ -1714,7 +1714,7 @@
         <w:pStyle w:val="Heading1"/>
       </w:pPr>
       <w:bookmarkStart w:id="2" w:name="άνοιγμα-του-repository"/>
-      <w:bookmarkStart w:id="3" w:name="_Toc225619198"/>
+      <w:bookmarkStart w:id="3" w:name="_Toc225688270"/>
       <w:bookmarkEnd w:id="0"/>
       <w:r>
         <w:t>Άνοιγμα του repository</w:t>
@@ -1870,7 +1870,7 @@
         </w:rPr>
         <w:lastRenderedPageBreak/>
         <w:drawing>
-          <wp:inline distT="0" distB="0" distL="0" distR="0" wp14:anchorId="39A49B72" wp14:editId="7AEC3841">
+          <wp:inline distT="0" distB="0" distL="0" distR="0" wp14:anchorId="573C5AEB" wp14:editId="4178D545">
             <wp:extent cx="4933149" cy="3058245"/>
             <wp:effectExtent l="0" t="0" r="0" b="0"/>
             <wp:docPr id="29" name="Picture" descr="Εικόνα 2"/>
@@ -1917,7 +1917,7 @@
         <w:pStyle w:val="Heading1"/>
       </w:pPr>
       <w:bookmarkStart w:id="4" w:name="Xf8094b6b06d0752f3641f2404a5825502a7e373"/>
-      <w:bookmarkStart w:id="5" w:name="_Toc225619199"/>
+      <w:bookmarkStart w:id="5" w:name="_Toc225688271"/>
       <w:bookmarkEnd w:id="2"/>
       <w:r>
         <w:t>Δημιουργία virtual environment στο VS Code</w:t>
@@ -2194,7 +2194,7 @@
         <w:pStyle w:val="Heading1"/>
       </w:pPr>
       <w:bookmarkStart w:id="6" w:name="ενεργοποίηση-του-virtual-environment"/>
-      <w:bookmarkStart w:id="7" w:name="_Toc225619200"/>
+      <w:bookmarkStart w:id="7" w:name="_Toc225688272"/>
       <w:bookmarkEnd w:id="4"/>
       <w:r>
         <w:lastRenderedPageBreak/>
@@ -2221,7 +2221,7 @@
         <w:pStyle w:val="Heading2"/>
       </w:pPr>
       <w:bookmarkStart w:id="8" w:name="X7dd8de66a1cb249a58447bf867854d7922eb947"/>
-      <w:bookmarkStart w:id="9" w:name="_Toc225619201"/>
+      <w:bookmarkStart w:id="9" w:name="_Toc225688273"/>
       <w:r>
         <w:t>Τρόπος 1: Κλείνω και ξανανοίγω το terminal</w:t>
       </w:r>
@@ -2252,7 +2252,7 @@
         <w:pStyle w:val="Heading2"/>
       </w:pPr>
       <w:bookmarkStart w:id="10" w:name="τρόπος-2-χειροκίνητη-ενεργοποίηση"/>
-      <w:bookmarkStart w:id="11" w:name="_Toc225619202"/>
+      <w:bookmarkStart w:id="11" w:name="_Toc225688274"/>
       <w:bookmarkEnd w:id="8"/>
       <w:r>
         <w:t>Τρόπος 2: Χειροκίνητη ενεργοποίηση</w:t>
@@ -2431,7 +2431,7 @@
           <w:noProof/>
         </w:rPr>
         <w:drawing>
-          <wp:inline distT="0" distB="0" distL="0" distR="0" wp14:anchorId="53371FA1" wp14:editId="04C553CF">
+          <wp:inline distT="0" distB="0" distL="0" distR="0" wp14:anchorId="539A811F" wp14:editId="69585FEB">
             <wp:extent cx="6692900" cy="982257"/>
             <wp:effectExtent l="0" t="0" r="0" b="0"/>
             <wp:docPr id="35" name="Picture" descr="Εικόνα 3"/>
@@ -2478,7 +2478,7 @@
         <w:pStyle w:val="Heading1"/>
       </w:pPr>
       <w:bookmarkStart w:id="12" w:name="εγκατάσταση-πακέτων"/>
-      <w:bookmarkStart w:id="13" w:name="_Toc225619203"/>
+      <w:bookmarkStart w:id="13" w:name="_Toc225688275"/>
       <w:bookmarkEnd w:id="6"/>
       <w:bookmarkEnd w:id="10"/>
       <w:r>
@@ -2587,7 +2587,7 @@
         </w:rPr>
         <w:lastRenderedPageBreak/>
         <w:drawing>
-          <wp:inline distT="0" distB="0" distL="0" distR="0" wp14:anchorId="212CEA64" wp14:editId="5328CF06">
+          <wp:inline distT="0" distB="0" distL="0" distR="0" wp14:anchorId="7E64BC85" wp14:editId="79A127B5">
             <wp:extent cx="5855233" cy="3865068"/>
             <wp:effectExtent l="0" t="0" r="0" b="0"/>
             <wp:docPr id="40" name="Picture" descr="Εικόνα 4"/>
@@ -2634,7 +2634,7 @@
         <w:pStyle w:val="Heading1"/>
       </w:pPr>
       <w:bookmarkStart w:id="14" w:name="X8e7e9dbb257198b769564c9eb772ff7ac714cca"/>
-      <w:bookmarkStart w:id="15" w:name="_Toc225619204"/>
+      <w:bookmarkStart w:id="15" w:name="_Toc225688276"/>
       <w:bookmarkEnd w:id="12"/>
       <w:r>
         <w:t xml:space="preserve">Αν το terminal δεν ενεργοποιεί μόνο του το </w:t>
@@ -2714,7 +2714,7 @@
         <w:pStyle w:val="Heading1"/>
       </w:pPr>
       <w:bookmarkStart w:id="16" w:name="αν-η-δημιουργία-του-venv-κολλήσει"/>
-      <w:bookmarkStart w:id="17" w:name="_Toc225619205"/>
+      <w:bookmarkStart w:id="17" w:name="_Toc225688277"/>
       <w:bookmarkEnd w:id="14"/>
       <w:r>
         <w:t xml:space="preserve">Αν η δημιουργία του </w:t>
@@ -2987,7 +2987,7 @@
         <w:pStyle w:val="Heading1"/>
       </w:pPr>
       <w:bookmarkStart w:id="18" w:name="τι-να-θυμάστε"/>
-      <w:bookmarkStart w:id="19" w:name="_Toc225619206"/>
+      <w:bookmarkStart w:id="19" w:name="_Toc225688278"/>
       <w:bookmarkEnd w:id="16"/>
       <w:r>
         <w:t>Τι να θυμάστε</w:t>
@@ -3072,7 +3072,7 @@
         <w:pStyle w:val="Heading1"/>
       </w:pPr>
       <w:bookmarkStart w:id="20" w:name="έλεγχος-java"/>
-      <w:bookmarkStart w:id="21" w:name="_Toc225619207"/>
+      <w:bookmarkStart w:id="21" w:name="_Toc225688279"/>
       <w:bookmarkEnd w:id="18"/>
       <w:r>
         <w:t>Έλεγχος Java</w:t>
@@ -3176,7 +3176,7 @@
         <w:pStyle w:val="Heading1"/>
       </w:pPr>
       <w:bookmarkStart w:id="22" w:name="δημιουργία-αρχείων-παραδείγματος"/>
-      <w:bookmarkStart w:id="23" w:name="_Toc225619208"/>
+      <w:bookmarkStart w:id="23" w:name="_Toc225688280"/>
       <w:bookmarkEnd w:id="20"/>
       <w:r>
         <w:t>Δημιουργία αρχείων παραδείγματος</w:t>
@@ -3896,7 +3896,7 @@
         <w:pStyle w:val="Heading1"/>
       </w:pPr>
       <w:bookmarkStart w:id="24" w:name="εκτέλεση-και-debugging-στο-vs-code"/>
-      <w:bookmarkStart w:id="25" w:name="_Toc225619209"/>
+      <w:bookmarkStart w:id="25" w:name="_Toc225688281"/>
       <w:bookmarkEnd w:id="22"/>
       <w:r>
         <w:t>Εκτέλεση και debugging στο VS Code</w:t>
@@ -4084,7 +4084,7 @@
         </w:rPr>
         <w:lastRenderedPageBreak/>
         <w:drawing>
-          <wp:inline distT="0" distB="0" distL="0" distR="0" wp14:anchorId="5F9B0B12" wp14:editId="5A048EF9">
+          <wp:inline distT="0" distB="0" distL="0" distR="0" wp14:anchorId="367D5273" wp14:editId="00D0DDD3">
             <wp:extent cx="3926541" cy="3980329"/>
             <wp:effectExtent l="0" t="0" r="0" b="0"/>
             <wp:docPr id="49" name="Picture" descr="Εικόνα 5"/>
@@ -4150,7 +4150,7 @@
         <w:pStyle w:val="Heading1"/>
       </w:pPr>
       <w:bookmarkStart w:id="26" w:name="πειραματισμός-με-pyspark"/>
-      <w:bookmarkStart w:id="27" w:name="_Toc225619210"/>
+      <w:bookmarkStart w:id="27" w:name="_Toc225688282"/>
       <w:bookmarkEnd w:id="24"/>
       <w:r>
         <w:t xml:space="preserve">Πειραματισμός με </w:t>
@@ -4284,7 +4284,7 @@
         <w:pStyle w:val="Heading2"/>
       </w:pPr>
       <w:bookmarkStart w:id="28" w:name="επιλογή-1-pyspark"/>
-      <w:bookmarkStart w:id="29" w:name="_Toc225619211"/>
+      <w:bookmarkStart w:id="29" w:name="_Toc225688283"/>
       <w:r>
         <w:t xml:space="preserve">Επιλογή 1: </w:t>
       </w:r>
@@ -4676,7 +4676,7 @@
         <w:pStyle w:val="Heading2"/>
       </w:pPr>
       <w:bookmarkStart w:id="30" w:name="Xf8a74baa69a0d34389477600a5e339ef5be52f4"/>
-      <w:bookmarkStart w:id="31" w:name="_Toc225619212"/>
+      <w:bookmarkStart w:id="31" w:name="_Toc225688284"/>
       <w:bookmarkEnd w:id="28"/>
       <w:r>
         <w:t>Επιλογή 2: άνοιγμα κανονικής Python κονσόλας από το terminal</w:t>
@@ -5004,7 +5004,7 @@
         <w:pStyle w:val="Heading1"/>
       </w:pPr>
       <w:bookmarkStart w:id="32" w:name="έλεγχος-του-spark-ui"/>
-      <w:bookmarkStart w:id="33" w:name="_Toc225619213"/>
+      <w:bookmarkStart w:id="33" w:name="_Toc225688285"/>
       <w:bookmarkEnd w:id="26"/>
       <w:bookmarkEnd w:id="30"/>
       <w:r>
@@ -5053,7 +5053,7 @@
         </w:rPr>
         <w:lastRenderedPageBreak/>
         <w:drawing>
-          <wp:inline distT="0" distB="0" distL="0" distR="0" wp14:anchorId="7BEDD3B3" wp14:editId="6DDF73C9">
+          <wp:inline distT="0" distB="0" distL="0" distR="0" wp14:anchorId="67DA852C" wp14:editId="4533D88E">
             <wp:extent cx="6692900" cy="3213434"/>
             <wp:effectExtent l="0" t="0" r="0" b="0"/>
             <wp:docPr id="57" name="Picture" descr="Εικόνα 6"/>
@@ -5100,7 +5100,7 @@
         <w:pStyle w:val="Heading1"/>
       </w:pPr>
       <w:bookmarkStart w:id="34" w:name="επόμενος-τοπικός-οδηγός"/>
-      <w:bookmarkStart w:id="35" w:name="_Toc225619214"/>
+      <w:bookmarkStart w:id="35" w:name="_Toc225688286"/>
       <w:bookmarkEnd w:id="32"/>
       <w:r>
         <w:t>Επόμενος τοπικός οδηγός</w:t>
@@ -5168,7 +5168,7 @@
         <w:pStyle w:val="Heading1"/>
       </w:pPr>
       <w:bookmarkStart w:id="36" w:name="χρήσιμες-παρατηρήσεις"/>
-      <w:bookmarkStart w:id="37" w:name="_Toc225619215"/>
+      <w:bookmarkStart w:id="37" w:name="_Toc225688287"/>
       <w:bookmarkEnd w:id="34"/>
       <w:r>
         <w:t>Χρήσιμες παρατηρήσεις</w:t>
@@ -5761,7 +5761,7 @@
   <w:abstractNum w:abstractNumId="9" w15:restartNumberingAfterBreak="0">
     <w:nsid w:val="0000A990"/>
     <w:multiLevelType w:val="multilevel"/>
-    <w:tmpl w:val="0700EDFE"/>
+    <w:tmpl w:val="A1164CFE"/>
     <w:lvl w:ilvl="0">
       <w:numFmt w:val="bullet"/>
       <w:lvlText w:val=" "/>
@@ -5838,7 +5838,7 @@
   <w:abstractNum w:abstractNumId="10" w15:restartNumberingAfterBreak="0">
     <w:nsid w:val="0000A991"/>
     <w:multiLevelType w:val="multilevel"/>
-    <w:tmpl w:val="B462A53C"/>
+    <w:tmpl w:val="273C93D2"/>
     <w:lvl w:ilvl="0">
       <w:numFmt w:val="bullet"/>
       <w:lvlText w:val=""/>
@@ -5942,7 +5942,7 @@
   <w:abstractNum w:abstractNumId="11" w15:restartNumberingAfterBreak="0">
     <w:nsid w:val="00A99411"/>
     <w:multiLevelType w:val="multilevel"/>
-    <w:tmpl w:val="4092AAAC"/>
+    <w:tmpl w:val="504CEEC0"/>
     <w:lvl w:ilvl="0">
       <w:start w:val="1"/>
       <w:numFmt w:val="decimal"/>
@@ -6025,55 +6025,55 @@
       </w:pPr>
     </w:lvl>
   </w:abstractNum>
-  <w:num w:numId="1" w16cid:durableId="1376005396">
+  <w:num w:numId="1" w16cid:durableId="1117329159">
     <w:abstractNumId w:val="8"/>
   </w:num>
-  <w:num w:numId="2" w16cid:durableId="892350364">
+  <w:num w:numId="2" w16cid:durableId="459417473">
     <w:abstractNumId w:val="6"/>
   </w:num>
-  <w:num w:numId="3" w16cid:durableId="538902761">
+  <w:num w:numId="3" w16cid:durableId="1761024945">
     <w:abstractNumId w:val="5"/>
   </w:num>
-  <w:num w:numId="4" w16cid:durableId="787815395">
+  <w:num w:numId="4" w16cid:durableId="1497763601">
     <w:abstractNumId w:val="4"/>
   </w:num>
-  <w:num w:numId="5" w16cid:durableId="1432048325">
+  <w:num w:numId="5" w16cid:durableId="259143956">
     <w:abstractNumId w:val="7"/>
   </w:num>
-  <w:num w:numId="6" w16cid:durableId="433404064">
+  <w:num w:numId="6" w16cid:durableId="1630894049">
     <w:abstractNumId w:val="3"/>
   </w:num>
-  <w:num w:numId="7" w16cid:durableId="1876504151">
+  <w:num w:numId="7" w16cid:durableId="2069067946">
     <w:abstractNumId w:val="2"/>
   </w:num>
-  <w:num w:numId="8" w16cid:durableId="2010404765">
+  <w:num w:numId="8" w16cid:durableId="560210777">
     <w:abstractNumId w:val="1"/>
   </w:num>
-  <w:num w:numId="9" w16cid:durableId="1882790410">
+  <w:num w:numId="9" w16cid:durableId="728070954">
     <w:abstractNumId w:val="0"/>
   </w:num>
-  <w:num w:numId="10" w16cid:durableId="1668247314">
+  <w:num w:numId="10" w16cid:durableId="1539900133">
     <w:abstractNumId w:val="9"/>
   </w:num>
-  <w:num w:numId="11" w16cid:durableId="1650672373">
+  <w:num w:numId="11" w16cid:durableId="1553662192">
     <w:abstractNumId w:val="10"/>
   </w:num>
-  <w:num w:numId="12" w16cid:durableId="1818957860">
+  <w:num w:numId="12" w16cid:durableId="1984851965">
     <w:abstractNumId w:val="10"/>
   </w:num>
-  <w:num w:numId="13" w16cid:durableId="1573082836">
+  <w:num w:numId="13" w16cid:durableId="24909271">
     <w:abstractNumId w:val="10"/>
   </w:num>
-  <w:num w:numId="14" w16cid:durableId="1900938077">
+  <w:num w:numId="14" w16cid:durableId="685982592">
     <w:abstractNumId w:val="10"/>
   </w:num>
-  <w:num w:numId="15" w16cid:durableId="1770272193">
+  <w:num w:numId="15" w16cid:durableId="1488933142">
     <w:abstractNumId w:val="10"/>
   </w:num>
-  <w:num w:numId="16" w16cid:durableId="1567228742">
+  <w:num w:numId="16" w16cid:durableId="905183475">
     <w:abstractNumId w:val="10"/>
   </w:num>
-  <w:num w:numId="17" w16cid:durableId="1481842585">
+  <w:num w:numId="17" w16cid:durableId="1791507673">
     <w:abstractNumId w:val="11"/>
     <w:lvlOverride w:ilvl="0">
       <w:startOverride w:val="1"/>
@@ -6103,25 +6103,25 @@
       <w:startOverride w:val="1"/>
     </w:lvlOverride>
   </w:num>
-  <w:num w:numId="18" w16cid:durableId="1188642981">
+  <w:num w:numId="18" w16cid:durableId="211163632">
     <w:abstractNumId w:val="10"/>
   </w:num>
-  <w:num w:numId="19" w16cid:durableId="1990861179">
+  <w:num w:numId="19" w16cid:durableId="66192970">
     <w:abstractNumId w:val="10"/>
   </w:num>
-  <w:num w:numId="20" w16cid:durableId="807629254">
+  <w:num w:numId="20" w16cid:durableId="1323655805">
     <w:abstractNumId w:val="10"/>
   </w:num>
-  <w:num w:numId="21" w16cid:durableId="898787172">
+  <w:num w:numId="21" w16cid:durableId="497160656">
     <w:abstractNumId w:val="10"/>
   </w:num>
-  <w:num w:numId="22" w16cid:durableId="1417170508">
+  <w:num w:numId="22" w16cid:durableId="519199839">
     <w:abstractNumId w:val="10"/>
   </w:num>
-  <w:num w:numId="23" w16cid:durableId="1047799559">
+  <w:num w:numId="23" w16cid:durableId="234781202">
     <w:abstractNumId w:val="10"/>
   </w:num>
-  <w:num w:numId="24" w16cid:durableId="22217367">
+  <w:num w:numId="24" w16cid:durableId="905185223">
     <w:abstractNumId w:val="10"/>
   </w:num>
 </w:numbering>
@@ -17942,7 +17942,7 @@
     <w:autoRedefine/>
     <w:uiPriority w:val="39"/>
     <w:unhideWhenUsed/>
-    <w:rsid w:val="00657DCC"/>
+    <w:rsid w:val="00063897"/>
     <w:pPr>
       <w:spacing w:after="100"/>
     </w:pPr>
@@ -17954,7 +17954,7 @@
     <w:autoRedefine/>
     <w:uiPriority w:val="39"/>
     <w:unhideWhenUsed/>
-    <w:rsid w:val="00657DCC"/>
+    <w:rsid w:val="00063897"/>
     <w:pPr>
       <w:spacing w:after="100"/>
       <w:ind w:left="220"/>
@@ -17965,7 +17965,7 @@
     <w:basedOn w:val="DefaultParagraphFont"/>
     <w:uiPriority w:val="99"/>
     <w:unhideWhenUsed/>
-    <w:rsid w:val="00657DCC"/>
+    <w:rsid w:val="00063897"/>
     <w:rPr>
       <w:color w:val="0000FF" w:themeColor="hyperlink"/>
       <w:u w:val="single"/>

--- a/odigoi/02_vscode_local_authoring.docx
+++ b/odigoi/02_vscode_local_authoring.docx
@@ -20,7 +20,7 @@
           <w:sz w:val="22"/>
           <w:szCs w:val="22"/>
         </w:rPr>
-        <w:id w:val="1636214158"/>
+        <w:id w:val="255727124"/>
         <w:docPartObj>
           <w:docPartGallery w:val="Table of Contents"/>
           <w:docPartUnique/>
@@ -61,7 +61,7 @@
           <w:r>
             <w:fldChar w:fldCharType="separate"/>
           </w:r>
-          <w:hyperlink w:anchor="_Toc225688269" w:history="1">
+          <w:hyperlink w:anchor="_Toc225777368" w:history="1">
             <w:r>
               <w:rPr>
                 <w:rStyle w:val="Hyperlink"/>
@@ -88,7 +88,7 @@
                 <w:noProof/>
                 <w:webHidden/>
               </w:rPr>
-              <w:instrText xml:space="preserve"> PAGEREF _Toc225688269 \h </w:instrText>
+              <w:instrText xml:space="preserve"> PAGEREF _Toc225777368 \h </w:instrText>
             </w:r>
             <w:r>
               <w:rPr>
@@ -135,7 +135,7 @@
               <w14:ligatures w14:val="standardContextual"/>
             </w:rPr>
           </w:pPr>
-          <w:hyperlink w:anchor="_Toc225688270" w:history="1">
+          <w:hyperlink w:anchor="_Toc225777369" w:history="1">
             <w:r>
               <w:rPr>
                 <w:rStyle w:val="Hyperlink"/>
@@ -162,7 +162,7 @@
                 <w:noProof/>
                 <w:webHidden/>
               </w:rPr>
-              <w:instrText xml:space="preserve"> PAGEREF _Toc225688270 \h </w:instrText>
+              <w:instrText xml:space="preserve"> PAGEREF _Toc225777369 \h </w:instrText>
             </w:r>
             <w:r>
               <w:rPr>
@@ -209,7 +209,7 @@
               <w14:ligatures w14:val="standardContextual"/>
             </w:rPr>
           </w:pPr>
-          <w:hyperlink w:anchor="_Toc225688271" w:history="1">
+          <w:hyperlink w:anchor="_Toc225777370" w:history="1">
             <w:r>
               <w:rPr>
                 <w:rStyle w:val="Hyperlink"/>
@@ -236,7 +236,7 @@
                 <w:noProof/>
                 <w:webHidden/>
               </w:rPr>
-              <w:instrText xml:space="preserve"> PAGEREF _Toc225688271 \h </w:instrText>
+              <w:instrText xml:space="preserve"> PAGEREF _Toc225777370 \h </w:instrText>
             </w:r>
             <w:r>
               <w:rPr>
@@ -283,7 +283,7 @@
               <w14:ligatures w14:val="standardContextual"/>
             </w:rPr>
           </w:pPr>
-          <w:hyperlink w:anchor="_Toc225688272" w:history="1">
+          <w:hyperlink w:anchor="_Toc225777371" w:history="1">
             <w:r>
               <w:rPr>
                 <w:rStyle w:val="Hyperlink"/>
@@ -310,7 +310,7 @@
                 <w:noProof/>
                 <w:webHidden/>
               </w:rPr>
-              <w:instrText xml:space="preserve"> PAGEREF _Toc225688272 \h </w:instrText>
+              <w:instrText xml:space="preserve"> PAGEREF _Toc225777371 \h </w:instrText>
             </w:r>
             <w:r>
               <w:rPr>
@@ -357,7 +357,7 @@
               <w14:ligatures w14:val="standardContextual"/>
             </w:rPr>
           </w:pPr>
-          <w:hyperlink w:anchor="_Toc225688273" w:history="1">
+          <w:hyperlink w:anchor="_Toc225777372" w:history="1">
             <w:r>
               <w:rPr>
                 <w:rStyle w:val="Hyperlink"/>
@@ -384,7 +384,7 @@
                 <w:noProof/>
                 <w:webHidden/>
               </w:rPr>
-              <w:instrText xml:space="preserve"> PAGEREF _Toc225688273 \h </w:instrText>
+              <w:instrText xml:space="preserve"> PAGEREF _Toc225777372 \h </w:instrText>
             </w:r>
             <w:r>
               <w:rPr>
@@ -431,7 +431,7 @@
               <w14:ligatures w14:val="standardContextual"/>
             </w:rPr>
           </w:pPr>
-          <w:hyperlink w:anchor="_Toc225688274" w:history="1">
+          <w:hyperlink w:anchor="_Toc225777373" w:history="1">
             <w:r>
               <w:rPr>
                 <w:rStyle w:val="Hyperlink"/>
@@ -458,7 +458,7 @@
                 <w:noProof/>
                 <w:webHidden/>
               </w:rPr>
-              <w:instrText xml:space="preserve"> PAGEREF _Toc225688274 \h </w:instrText>
+              <w:instrText xml:space="preserve"> PAGEREF _Toc225777373 \h </w:instrText>
             </w:r>
             <w:r>
               <w:rPr>
@@ -505,7 +505,7 @@
               <w14:ligatures w14:val="standardContextual"/>
             </w:rPr>
           </w:pPr>
-          <w:hyperlink w:anchor="_Toc225688275" w:history="1">
+          <w:hyperlink w:anchor="_Toc225777374" w:history="1">
             <w:r>
               <w:rPr>
                 <w:rStyle w:val="Hyperlink"/>
@@ -532,7 +532,7 @@
                 <w:noProof/>
                 <w:webHidden/>
               </w:rPr>
-              <w:instrText xml:space="preserve"> PAGEREF _Toc225688275 \h </w:instrText>
+              <w:instrText xml:space="preserve"> PAGEREF _Toc225777374 \h </w:instrText>
             </w:r>
             <w:r>
               <w:rPr>
@@ -579,7 +579,7 @@
               <w14:ligatures w14:val="standardContextual"/>
             </w:rPr>
           </w:pPr>
-          <w:hyperlink w:anchor="_Toc225688276" w:history="1">
+          <w:hyperlink w:anchor="_Toc225777375" w:history="1">
             <w:r>
               <w:rPr>
                 <w:rStyle w:val="Hyperlink"/>
@@ -615,7 +615,7 @@
                 <w:noProof/>
                 <w:webHidden/>
               </w:rPr>
-              <w:instrText xml:space="preserve"> PAGEREF _Toc225688276 \h </w:instrText>
+              <w:instrText xml:space="preserve"> PAGEREF _Toc225777375 \h </w:instrText>
             </w:r>
             <w:r>
               <w:rPr>
@@ -662,7 +662,7 @@
               <w14:ligatures w14:val="standardContextual"/>
             </w:rPr>
           </w:pPr>
-          <w:hyperlink w:anchor="_Toc225688277" w:history="1">
+          <w:hyperlink w:anchor="_Toc225777376" w:history="1">
             <w:r>
               <w:rPr>
                 <w:rStyle w:val="Hyperlink"/>
@@ -705,7 +705,7 @@
                 <w:noProof/>
                 <w:webHidden/>
               </w:rPr>
-              <w:instrText xml:space="preserve"> PAGEREF _Toc225688277 \h </w:instrText>
+              <w:instrText xml:space="preserve"> PAGEREF _Toc225777376 \h </w:instrText>
             </w:r>
             <w:r>
               <w:rPr>
@@ -752,7 +752,7 @@
               <w14:ligatures w14:val="standardContextual"/>
             </w:rPr>
           </w:pPr>
-          <w:hyperlink w:anchor="_Toc225688278" w:history="1">
+          <w:hyperlink w:anchor="_Toc225777377" w:history="1">
             <w:r>
               <w:rPr>
                 <w:rStyle w:val="Hyperlink"/>
@@ -779,7 +779,7 @@
                 <w:noProof/>
                 <w:webHidden/>
               </w:rPr>
-              <w:instrText xml:space="preserve"> PAGEREF _Toc225688278 \h </w:instrText>
+              <w:instrText xml:space="preserve"> PAGEREF _Toc225777377 \h </w:instrText>
             </w:r>
             <w:r>
               <w:rPr>
@@ -826,7 +826,7 @@
               <w14:ligatures w14:val="standardContextual"/>
             </w:rPr>
           </w:pPr>
-          <w:hyperlink w:anchor="_Toc225688279" w:history="1">
+          <w:hyperlink w:anchor="_Toc225777378" w:history="1">
             <w:r>
               <w:rPr>
                 <w:rStyle w:val="Hyperlink"/>
@@ -853,7 +853,7 @@
                 <w:noProof/>
                 <w:webHidden/>
               </w:rPr>
-              <w:instrText xml:space="preserve"> PAGEREF _Toc225688279 \h </w:instrText>
+              <w:instrText xml:space="preserve"> PAGEREF _Toc225777378 \h </w:instrText>
             </w:r>
             <w:r>
               <w:rPr>
@@ -900,7 +900,7 @@
               <w14:ligatures w14:val="standardContextual"/>
             </w:rPr>
           </w:pPr>
-          <w:hyperlink w:anchor="_Toc225688280" w:history="1">
+          <w:hyperlink w:anchor="_Toc225777379" w:history="1">
             <w:r>
               <w:rPr>
                 <w:rStyle w:val="Hyperlink"/>
@@ -927,7 +927,7 @@
                 <w:noProof/>
                 <w:webHidden/>
               </w:rPr>
-              <w:instrText xml:space="preserve"> PAGEREF _Toc225688280 \h </w:instrText>
+              <w:instrText xml:space="preserve"> PAGEREF _Toc225777379 \h </w:instrText>
             </w:r>
             <w:r>
               <w:rPr>
@@ -974,7 +974,7 @@
               <w14:ligatures w14:val="standardContextual"/>
             </w:rPr>
           </w:pPr>
-          <w:hyperlink w:anchor="_Toc225688281" w:history="1">
+          <w:hyperlink w:anchor="_Toc225777380" w:history="1">
             <w:r>
               <w:rPr>
                 <w:rStyle w:val="Hyperlink"/>
@@ -1001,7 +1001,7 @@
                 <w:noProof/>
                 <w:webHidden/>
               </w:rPr>
-              <w:instrText xml:space="preserve"> PAGEREF _Toc225688281 \h </w:instrText>
+              <w:instrText xml:space="preserve"> PAGEREF _Toc225777380 \h </w:instrText>
             </w:r>
             <w:r>
               <w:rPr>
@@ -1048,7 +1048,7 @@
               <w14:ligatures w14:val="standardContextual"/>
             </w:rPr>
           </w:pPr>
-          <w:hyperlink w:anchor="_Toc225688282" w:history="1">
+          <w:hyperlink w:anchor="_Toc225777381" w:history="1">
             <w:r>
               <w:rPr>
                 <w:rStyle w:val="Hyperlink"/>
@@ -1084,7 +1084,7 @@
                 <w:noProof/>
                 <w:webHidden/>
               </w:rPr>
-              <w:instrText xml:space="preserve"> PAGEREF _Toc225688282 \h </w:instrText>
+              <w:instrText xml:space="preserve"> PAGEREF _Toc225777381 \h </w:instrText>
             </w:r>
             <w:r>
               <w:rPr>
@@ -1131,7 +1131,7 @@
               <w14:ligatures w14:val="standardContextual"/>
             </w:rPr>
           </w:pPr>
-          <w:hyperlink w:anchor="_Toc225688283" w:history="1">
+          <w:hyperlink w:anchor="_Toc225777382" w:history="1">
             <w:r>
               <w:rPr>
                 <w:rStyle w:val="Hyperlink"/>
@@ -1167,7 +1167,7 @@
                 <w:noProof/>
                 <w:webHidden/>
               </w:rPr>
-              <w:instrText xml:space="preserve"> PAGEREF _Toc225688283 \h </w:instrText>
+              <w:instrText xml:space="preserve"> PAGEREF _Toc225777382 \h </w:instrText>
             </w:r>
             <w:r>
               <w:rPr>
@@ -1214,7 +1214,7 @@
               <w14:ligatures w14:val="standardContextual"/>
             </w:rPr>
           </w:pPr>
-          <w:hyperlink w:anchor="_Toc225688284" w:history="1">
+          <w:hyperlink w:anchor="_Toc225777383" w:history="1">
             <w:r>
               <w:rPr>
                 <w:rStyle w:val="Hyperlink"/>
@@ -1241,7 +1241,7 @@
                 <w:noProof/>
                 <w:webHidden/>
               </w:rPr>
-              <w:instrText xml:space="preserve"> PAGEREF _Toc225688284 \h </w:instrText>
+              <w:instrText xml:space="preserve"> PAGEREF _Toc225777383 \h </w:instrText>
             </w:r>
             <w:r>
               <w:rPr>
@@ -1288,7 +1288,7 @@
               <w14:ligatures w14:val="standardContextual"/>
             </w:rPr>
           </w:pPr>
-          <w:hyperlink w:anchor="_Toc225688285" w:history="1">
+          <w:hyperlink w:anchor="_Toc225777384" w:history="1">
             <w:r>
               <w:rPr>
                 <w:rStyle w:val="Hyperlink"/>
@@ -1315,7 +1315,7 @@
                 <w:noProof/>
                 <w:webHidden/>
               </w:rPr>
-              <w:instrText xml:space="preserve"> PAGEREF _Toc225688285 \h </w:instrText>
+              <w:instrText xml:space="preserve"> PAGEREF _Toc225777384 \h </w:instrText>
             </w:r>
             <w:r>
               <w:rPr>
@@ -1362,7 +1362,7 @@
               <w14:ligatures w14:val="standardContextual"/>
             </w:rPr>
           </w:pPr>
-          <w:hyperlink w:anchor="_Toc225688286" w:history="1">
+          <w:hyperlink w:anchor="_Toc225777385" w:history="1">
             <w:r>
               <w:rPr>
                 <w:rStyle w:val="Hyperlink"/>
@@ -1389,7 +1389,7 @@
                 <w:noProof/>
                 <w:webHidden/>
               </w:rPr>
-              <w:instrText xml:space="preserve"> PAGEREF _Toc225688286 \h </w:instrText>
+              <w:instrText xml:space="preserve"> PAGEREF _Toc225777385 \h </w:instrText>
             </w:r>
             <w:r>
               <w:rPr>
@@ -1436,7 +1436,7 @@
               <w14:ligatures w14:val="standardContextual"/>
             </w:rPr>
           </w:pPr>
-          <w:hyperlink w:anchor="_Toc225688287" w:history="1">
+          <w:hyperlink w:anchor="_Toc225777386" w:history="1">
             <w:r>
               <w:rPr>
                 <w:rStyle w:val="Hyperlink"/>
@@ -1463,7 +1463,7 @@
                 <w:noProof/>
                 <w:webHidden/>
               </w:rPr>
-              <w:instrText xml:space="preserve"> PAGEREF _Toc225688287 \h </w:instrText>
+              <w:instrText xml:space="preserve"> PAGEREF _Toc225777386 \h </w:instrText>
             </w:r>
             <w:r>
               <w:rPr>
@@ -1506,7 +1506,7 @@
         <w:pStyle w:val="Heading1"/>
       </w:pPr>
       <w:bookmarkStart w:id="0" w:name="ρύθμιση-του-τοπικού-περιβάλλοντος"/>
-      <w:bookmarkStart w:id="1" w:name="_Toc225688269"/>
+      <w:bookmarkStart w:id="1" w:name="_Toc225777368"/>
       <w:r>
         <w:t>Ρύθμιση του τοπικού περιβάλλοντος</w:t>
       </w:r>
@@ -1667,7 +1667,7 @@
           <w:noProof/>
         </w:rPr>
         <w:drawing>
-          <wp:inline distT="0" distB="0" distL="0" distR="0" wp14:anchorId="101F5A19" wp14:editId="1DD032DF">
+          <wp:inline distT="0" distB="0" distL="0" distR="0" wp14:anchorId="1CC3396C" wp14:editId="087EB130">
             <wp:extent cx="6692900" cy="3434514"/>
             <wp:effectExtent l="0" t="0" r="0" b="0"/>
             <wp:docPr id="25" name="Picture" descr="Εικόνα 1"/>
@@ -1714,7 +1714,7 @@
         <w:pStyle w:val="Heading1"/>
       </w:pPr>
       <w:bookmarkStart w:id="2" w:name="άνοιγμα-του-repository"/>
-      <w:bookmarkStart w:id="3" w:name="_Toc225688270"/>
+      <w:bookmarkStart w:id="3" w:name="_Toc225777369"/>
       <w:bookmarkEnd w:id="0"/>
       <w:r>
         <w:t>Άνοιγμα του repository</w:t>
@@ -1870,7 +1870,7 @@
         </w:rPr>
         <w:lastRenderedPageBreak/>
         <w:drawing>
-          <wp:inline distT="0" distB="0" distL="0" distR="0" wp14:anchorId="573C5AEB" wp14:editId="4178D545">
+          <wp:inline distT="0" distB="0" distL="0" distR="0" wp14:anchorId="7F6046D1" wp14:editId="2B89AB99">
             <wp:extent cx="4933149" cy="3058245"/>
             <wp:effectExtent l="0" t="0" r="0" b="0"/>
             <wp:docPr id="29" name="Picture" descr="Εικόνα 2"/>
@@ -1917,7 +1917,7 @@
         <w:pStyle w:val="Heading1"/>
       </w:pPr>
       <w:bookmarkStart w:id="4" w:name="Xf8094b6b06d0752f3641f2404a5825502a7e373"/>
-      <w:bookmarkStart w:id="5" w:name="_Toc225688271"/>
+      <w:bookmarkStart w:id="5" w:name="_Toc225777370"/>
       <w:bookmarkEnd w:id="2"/>
       <w:r>
         <w:t>Δημιουργία virtual environment στο VS Code</w:t>
@@ -2194,7 +2194,7 @@
         <w:pStyle w:val="Heading1"/>
       </w:pPr>
       <w:bookmarkStart w:id="6" w:name="ενεργοποίηση-του-virtual-environment"/>
-      <w:bookmarkStart w:id="7" w:name="_Toc225688272"/>
+      <w:bookmarkStart w:id="7" w:name="_Toc225777371"/>
       <w:bookmarkEnd w:id="4"/>
       <w:r>
         <w:lastRenderedPageBreak/>
@@ -2221,7 +2221,7 @@
         <w:pStyle w:val="Heading2"/>
       </w:pPr>
       <w:bookmarkStart w:id="8" w:name="X7dd8de66a1cb249a58447bf867854d7922eb947"/>
-      <w:bookmarkStart w:id="9" w:name="_Toc225688273"/>
+      <w:bookmarkStart w:id="9" w:name="_Toc225777372"/>
       <w:r>
         <w:t>Τρόπος 1: Κλείνω και ξανανοίγω το terminal</w:t>
       </w:r>
@@ -2252,7 +2252,7 @@
         <w:pStyle w:val="Heading2"/>
       </w:pPr>
       <w:bookmarkStart w:id="10" w:name="τρόπος-2-χειροκίνητη-ενεργοποίηση"/>
-      <w:bookmarkStart w:id="11" w:name="_Toc225688274"/>
+      <w:bookmarkStart w:id="11" w:name="_Toc225777373"/>
       <w:bookmarkEnd w:id="8"/>
       <w:r>
         <w:t>Τρόπος 2: Χειροκίνητη ενεργοποίηση</w:t>
@@ -2431,7 +2431,7 @@
           <w:noProof/>
         </w:rPr>
         <w:drawing>
-          <wp:inline distT="0" distB="0" distL="0" distR="0" wp14:anchorId="539A811F" wp14:editId="69585FEB">
+          <wp:inline distT="0" distB="0" distL="0" distR="0" wp14:anchorId="5B88E72B" wp14:editId="2E194D9D">
             <wp:extent cx="6692900" cy="982257"/>
             <wp:effectExtent l="0" t="0" r="0" b="0"/>
             <wp:docPr id="35" name="Picture" descr="Εικόνα 3"/>
@@ -2478,7 +2478,7 @@
         <w:pStyle w:val="Heading1"/>
       </w:pPr>
       <w:bookmarkStart w:id="12" w:name="εγκατάσταση-πακέτων"/>
-      <w:bookmarkStart w:id="13" w:name="_Toc225688275"/>
+      <w:bookmarkStart w:id="13" w:name="_Toc225777374"/>
       <w:bookmarkEnd w:id="6"/>
       <w:bookmarkEnd w:id="10"/>
       <w:r>
@@ -2587,7 +2587,7 @@
         </w:rPr>
         <w:lastRenderedPageBreak/>
         <w:drawing>
-          <wp:inline distT="0" distB="0" distL="0" distR="0" wp14:anchorId="7E64BC85" wp14:editId="79A127B5">
+          <wp:inline distT="0" distB="0" distL="0" distR="0" wp14:anchorId="1BC35694" wp14:editId="2FDD3DBD">
             <wp:extent cx="5855233" cy="3865068"/>
             <wp:effectExtent l="0" t="0" r="0" b="0"/>
             <wp:docPr id="40" name="Picture" descr="Εικόνα 4"/>
@@ -2634,7 +2634,7 @@
         <w:pStyle w:val="Heading1"/>
       </w:pPr>
       <w:bookmarkStart w:id="14" w:name="X8e7e9dbb257198b769564c9eb772ff7ac714cca"/>
-      <w:bookmarkStart w:id="15" w:name="_Toc225688276"/>
+      <w:bookmarkStart w:id="15" w:name="_Toc225777375"/>
       <w:bookmarkEnd w:id="12"/>
       <w:r>
         <w:t xml:space="preserve">Αν το terminal δεν ενεργοποιεί μόνο του το </w:t>
@@ -2714,7 +2714,7 @@
         <w:pStyle w:val="Heading1"/>
       </w:pPr>
       <w:bookmarkStart w:id="16" w:name="αν-η-δημιουργία-του-venv-κολλήσει"/>
-      <w:bookmarkStart w:id="17" w:name="_Toc225688277"/>
+      <w:bookmarkStart w:id="17" w:name="_Toc225777376"/>
       <w:bookmarkEnd w:id="14"/>
       <w:r>
         <w:t xml:space="preserve">Αν η δημιουργία του </w:t>
@@ -2987,7 +2987,7 @@
         <w:pStyle w:val="Heading1"/>
       </w:pPr>
       <w:bookmarkStart w:id="18" w:name="τι-να-θυμάστε"/>
-      <w:bookmarkStart w:id="19" w:name="_Toc225688278"/>
+      <w:bookmarkStart w:id="19" w:name="_Toc225777377"/>
       <w:bookmarkEnd w:id="16"/>
       <w:r>
         <w:t>Τι να θυμάστε</w:t>
@@ -3072,7 +3072,7 @@
         <w:pStyle w:val="Heading1"/>
       </w:pPr>
       <w:bookmarkStart w:id="20" w:name="έλεγχος-java"/>
-      <w:bookmarkStart w:id="21" w:name="_Toc225688279"/>
+      <w:bookmarkStart w:id="21" w:name="_Toc225777378"/>
       <w:bookmarkEnd w:id="18"/>
       <w:r>
         <w:t>Έλεγχος Java</w:t>
@@ -3176,7 +3176,7 @@
         <w:pStyle w:val="Heading1"/>
       </w:pPr>
       <w:bookmarkStart w:id="22" w:name="δημιουργία-αρχείων-παραδείγματος"/>
-      <w:bookmarkStart w:id="23" w:name="_Toc225688280"/>
+      <w:bookmarkStart w:id="23" w:name="_Toc225777379"/>
       <w:bookmarkEnd w:id="20"/>
       <w:r>
         <w:t>Δημιουργία αρχείων παραδείγματος</w:t>
@@ -3896,7 +3896,7 @@
         <w:pStyle w:val="Heading1"/>
       </w:pPr>
       <w:bookmarkStart w:id="24" w:name="εκτέλεση-και-debugging-στο-vs-code"/>
-      <w:bookmarkStart w:id="25" w:name="_Toc225688281"/>
+      <w:bookmarkStart w:id="25" w:name="_Toc225777380"/>
       <w:bookmarkEnd w:id="22"/>
       <w:r>
         <w:t>Εκτέλεση και debugging στο VS Code</w:t>
@@ -4084,7 +4084,7 @@
         </w:rPr>
         <w:lastRenderedPageBreak/>
         <w:drawing>
-          <wp:inline distT="0" distB="0" distL="0" distR="0" wp14:anchorId="367D5273" wp14:editId="00D0DDD3">
+          <wp:inline distT="0" distB="0" distL="0" distR="0" wp14:anchorId="55964A8F" wp14:editId="01B7340F">
             <wp:extent cx="3926541" cy="3980329"/>
             <wp:effectExtent l="0" t="0" r="0" b="0"/>
             <wp:docPr id="49" name="Picture" descr="Εικόνα 5"/>
@@ -4150,7 +4150,7 @@
         <w:pStyle w:val="Heading1"/>
       </w:pPr>
       <w:bookmarkStart w:id="26" w:name="πειραματισμός-με-pyspark"/>
-      <w:bookmarkStart w:id="27" w:name="_Toc225688282"/>
+      <w:bookmarkStart w:id="27" w:name="_Toc225777381"/>
       <w:bookmarkEnd w:id="24"/>
       <w:r>
         <w:t xml:space="preserve">Πειραματισμός με </w:t>
@@ -4284,7 +4284,7 @@
         <w:pStyle w:val="Heading2"/>
       </w:pPr>
       <w:bookmarkStart w:id="28" w:name="επιλογή-1-pyspark"/>
-      <w:bookmarkStart w:id="29" w:name="_Toc225688283"/>
+      <w:bookmarkStart w:id="29" w:name="_Toc225777382"/>
       <w:r>
         <w:t xml:space="preserve">Επιλογή 1: </w:t>
       </w:r>
@@ -4676,7 +4676,7 @@
         <w:pStyle w:val="Heading2"/>
       </w:pPr>
       <w:bookmarkStart w:id="30" w:name="Xf8a74baa69a0d34389477600a5e339ef5be52f4"/>
-      <w:bookmarkStart w:id="31" w:name="_Toc225688284"/>
+      <w:bookmarkStart w:id="31" w:name="_Toc225777383"/>
       <w:bookmarkEnd w:id="28"/>
       <w:r>
         <w:t>Επιλογή 2: άνοιγμα κανονικής Python κονσόλας από το terminal</w:t>
@@ -5004,7 +5004,7 @@
         <w:pStyle w:val="Heading1"/>
       </w:pPr>
       <w:bookmarkStart w:id="32" w:name="έλεγχος-του-spark-ui"/>
-      <w:bookmarkStart w:id="33" w:name="_Toc225688285"/>
+      <w:bookmarkStart w:id="33" w:name="_Toc225777384"/>
       <w:bookmarkEnd w:id="26"/>
       <w:bookmarkEnd w:id="30"/>
       <w:r>
@@ -5053,7 +5053,7 @@
         </w:rPr>
         <w:lastRenderedPageBreak/>
         <w:drawing>
-          <wp:inline distT="0" distB="0" distL="0" distR="0" wp14:anchorId="67DA852C" wp14:editId="4533D88E">
+          <wp:inline distT="0" distB="0" distL="0" distR="0" wp14:anchorId="6C54CA56" wp14:editId="0BE32981">
             <wp:extent cx="6692900" cy="3213434"/>
             <wp:effectExtent l="0" t="0" r="0" b="0"/>
             <wp:docPr id="57" name="Picture" descr="Εικόνα 6"/>
@@ -5100,7 +5100,7 @@
         <w:pStyle w:val="Heading1"/>
       </w:pPr>
       <w:bookmarkStart w:id="34" w:name="επόμενος-τοπικός-οδηγός"/>
-      <w:bookmarkStart w:id="35" w:name="_Toc225688286"/>
+      <w:bookmarkStart w:id="35" w:name="_Toc225777385"/>
       <w:bookmarkEnd w:id="32"/>
       <w:r>
         <w:t>Επόμενος τοπικός οδηγός</w:t>
@@ -5168,7 +5168,7 @@
         <w:pStyle w:val="Heading1"/>
       </w:pPr>
       <w:bookmarkStart w:id="36" w:name="χρήσιμες-παρατηρήσεις"/>
-      <w:bookmarkStart w:id="37" w:name="_Toc225688287"/>
+      <w:bookmarkStart w:id="37" w:name="_Toc225777386"/>
       <w:bookmarkEnd w:id="34"/>
       <w:r>
         <w:t>Χρήσιμες παρατηρήσεις</w:t>
@@ -5761,7 +5761,7 @@
   <w:abstractNum w:abstractNumId="9" w15:restartNumberingAfterBreak="0">
     <w:nsid w:val="0000A990"/>
     <w:multiLevelType w:val="multilevel"/>
-    <w:tmpl w:val="A1164CFE"/>
+    <w:tmpl w:val="304C5AC8"/>
     <w:lvl w:ilvl="0">
       <w:numFmt w:val="bullet"/>
       <w:lvlText w:val=" "/>
@@ -5838,7 +5838,7 @@
   <w:abstractNum w:abstractNumId="10" w15:restartNumberingAfterBreak="0">
     <w:nsid w:val="0000A991"/>
     <w:multiLevelType w:val="multilevel"/>
-    <w:tmpl w:val="273C93D2"/>
+    <w:tmpl w:val="70D63708"/>
     <w:lvl w:ilvl="0">
       <w:numFmt w:val="bullet"/>
       <w:lvlText w:val=""/>
@@ -5942,7 +5942,7 @@
   <w:abstractNum w:abstractNumId="11" w15:restartNumberingAfterBreak="0">
     <w:nsid w:val="00A99411"/>
     <w:multiLevelType w:val="multilevel"/>
-    <w:tmpl w:val="504CEEC0"/>
+    <w:tmpl w:val="8870D4C4"/>
     <w:lvl w:ilvl="0">
       <w:start w:val="1"/>
       <w:numFmt w:val="decimal"/>
@@ -6025,55 +6025,55 @@
       </w:pPr>
     </w:lvl>
   </w:abstractNum>
-  <w:num w:numId="1" w16cid:durableId="1117329159">
+  <w:num w:numId="1" w16cid:durableId="506361590">
     <w:abstractNumId w:val="8"/>
   </w:num>
-  <w:num w:numId="2" w16cid:durableId="459417473">
+  <w:num w:numId="2" w16cid:durableId="127088266">
     <w:abstractNumId w:val="6"/>
   </w:num>
-  <w:num w:numId="3" w16cid:durableId="1761024945">
+  <w:num w:numId="3" w16cid:durableId="618950136">
     <w:abstractNumId w:val="5"/>
   </w:num>
-  <w:num w:numId="4" w16cid:durableId="1497763601">
+  <w:num w:numId="4" w16cid:durableId="531769099">
     <w:abstractNumId w:val="4"/>
   </w:num>
-  <w:num w:numId="5" w16cid:durableId="259143956">
+  <w:num w:numId="5" w16cid:durableId="520823634">
     <w:abstractNumId w:val="7"/>
   </w:num>
-  <w:num w:numId="6" w16cid:durableId="1630894049">
+  <w:num w:numId="6" w16cid:durableId="446235602">
     <w:abstractNumId w:val="3"/>
   </w:num>
-  <w:num w:numId="7" w16cid:durableId="2069067946">
+  <w:num w:numId="7" w16cid:durableId="37049382">
     <w:abstractNumId w:val="2"/>
   </w:num>
-  <w:num w:numId="8" w16cid:durableId="560210777">
+  <w:num w:numId="8" w16cid:durableId="466777870">
     <w:abstractNumId w:val="1"/>
   </w:num>
-  <w:num w:numId="9" w16cid:durableId="728070954">
+  <w:num w:numId="9" w16cid:durableId="707414914">
     <w:abstractNumId w:val="0"/>
   </w:num>
-  <w:num w:numId="10" w16cid:durableId="1539900133">
+  <w:num w:numId="10" w16cid:durableId="1002583590">
     <w:abstractNumId w:val="9"/>
   </w:num>
-  <w:num w:numId="11" w16cid:durableId="1553662192">
+  <w:num w:numId="11" w16cid:durableId="1057783580">
     <w:abstractNumId w:val="10"/>
   </w:num>
-  <w:num w:numId="12" w16cid:durableId="1984851965">
+  <w:num w:numId="12" w16cid:durableId="1319110494">
     <w:abstractNumId w:val="10"/>
   </w:num>
-  <w:num w:numId="13" w16cid:durableId="24909271">
+  <w:num w:numId="13" w16cid:durableId="1660768166">
     <w:abstractNumId w:val="10"/>
   </w:num>
-  <w:num w:numId="14" w16cid:durableId="685982592">
+  <w:num w:numId="14" w16cid:durableId="482628335">
     <w:abstractNumId w:val="10"/>
   </w:num>
-  <w:num w:numId="15" w16cid:durableId="1488933142">
+  <w:num w:numId="15" w16cid:durableId="892010690">
     <w:abstractNumId w:val="10"/>
   </w:num>
-  <w:num w:numId="16" w16cid:durableId="905183475">
+  <w:num w:numId="16" w16cid:durableId="1088888907">
     <w:abstractNumId w:val="10"/>
   </w:num>
-  <w:num w:numId="17" w16cid:durableId="1791507673">
+  <w:num w:numId="17" w16cid:durableId="542525432">
     <w:abstractNumId w:val="11"/>
     <w:lvlOverride w:ilvl="0">
       <w:startOverride w:val="1"/>
@@ -6103,25 +6103,25 @@
       <w:startOverride w:val="1"/>
     </w:lvlOverride>
   </w:num>
-  <w:num w:numId="18" w16cid:durableId="211163632">
+  <w:num w:numId="18" w16cid:durableId="1974098759">
     <w:abstractNumId w:val="10"/>
   </w:num>
-  <w:num w:numId="19" w16cid:durableId="66192970">
+  <w:num w:numId="19" w16cid:durableId="748618300">
     <w:abstractNumId w:val="10"/>
   </w:num>
-  <w:num w:numId="20" w16cid:durableId="1323655805">
+  <w:num w:numId="20" w16cid:durableId="700592340">
     <w:abstractNumId w:val="10"/>
   </w:num>
-  <w:num w:numId="21" w16cid:durableId="497160656">
+  <w:num w:numId="21" w16cid:durableId="1680544846">
     <w:abstractNumId w:val="10"/>
   </w:num>
-  <w:num w:numId="22" w16cid:durableId="519199839">
+  <w:num w:numId="22" w16cid:durableId="1955091331">
     <w:abstractNumId w:val="10"/>
   </w:num>
-  <w:num w:numId="23" w16cid:durableId="234781202">
+  <w:num w:numId="23" w16cid:durableId="1448698121">
     <w:abstractNumId w:val="10"/>
   </w:num>
-  <w:num w:numId="24" w16cid:durableId="905185223">
+  <w:num w:numId="24" w16cid:durableId="1625649616">
     <w:abstractNumId w:val="10"/>
   </w:num>
 </w:numbering>
@@ -17942,7 +17942,7 @@
     <w:autoRedefine/>
     <w:uiPriority w:val="39"/>
     <w:unhideWhenUsed/>
-    <w:rsid w:val="00063897"/>
+    <w:rsid w:val="00942571"/>
     <w:pPr>
       <w:spacing w:after="100"/>
     </w:pPr>
@@ -17954,7 +17954,7 @@
     <w:autoRedefine/>
     <w:uiPriority w:val="39"/>
     <w:unhideWhenUsed/>
-    <w:rsid w:val="00063897"/>
+    <w:rsid w:val="00942571"/>
     <w:pPr>
       <w:spacing w:after="100"/>
       <w:ind w:left="220"/>
@@ -17965,7 +17965,7 @@
     <w:basedOn w:val="DefaultParagraphFont"/>
     <w:uiPriority w:val="99"/>
     <w:unhideWhenUsed/>
-    <w:rsid w:val="00063897"/>
+    <w:rsid w:val="00942571"/>
     <w:rPr>
       <w:color w:val="0000FF" w:themeColor="hyperlink"/>
       <w:u w:val="single"/>

--- a/odigoi/02_vscode_local_authoring.docx
+++ b/odigoi/02_vscode_local_authoring.docx
@@ -20,7 +20,7 @@
           <w:sz w:val="22"/>
           <w:szCs w:val="22"/>
         </w:rPr>
-        <w:id w:val="255727124"/>
+        <w:id w:val="-1236470008"/>
         <w:docPartObj>
           <w:docPartGallery w:val="Table of Contents"/>
           <w:docPartUnique/>
@@ -61,7 +61,7 @@
           <w:r>
             <w:fldChar w:fldCharType="separate"/>
           </w:r>
-          <w:hyperlink w:anchor="_Toc225777368" w:history="1">
+          <w:hyperlink w:anchor="_Toc227785168" w:history="1">
             <w:r>
               <w:rPr>
                 <w:rStyle w:val="Hyperlink"/>
@@ -88,7 +88,7 @@
                 <w:noProof/>
                 <w:webHidden/>
               </w:rPr>
-              <w:instrText xml:space="preserve"> PAGEREF _Toc225777368 \h </w:instrText>
+              <w:instrText xml:space="preserve"> PAGEREF _Toc227785168 \h </w:instrText>
             </w:r>
             <w:r>
               <w:rPr>
@@ -135,7 +135,7 @@
               <w14:ligatures w14:val="standardContextual"/>
             </w:rPr>
           </w:pPr>
-          <w:hyperlink w:anchor="_Toc225777369" w:history="1">
+          <w:hyperlink w:anchor="_Toc227785169" w:history="1">
             <w:r>
               <w:rPr>
                 <w:rStyle w:val="Hyperlink"/>
@@ -162,7 +162,7 @@
                 <w:noProof/>
                 <w:webHidden/>
               </w:rPr>
-              <w:instrText xml:space="preserve"> PAGEREF _Toc225777369 \h </w:instrText>
+              <w:instrText xml:space="preserve"> PAGEREF _Toc227785169 \h </w:instrText>
             </w:r>
             <w:r>
               <w:rPr>
@@ -209,7 +209,7 @@
               <w14:ligatures w14:val="standardContextual"/>
             </w:rPr>
           </w:pPr>
-          <w:hyperlink w:anchor="_Toc225777370" w:history="1">
+          <w:hyperlink w:anchor="_Toc227785170" w:history="1">
             <w:r>
               <w:rPr>
                 <w:rStyle w:val="Hyperlink"/>
@@ -236,7 +236,7 @@
                 <w:noProof/>
                 <w:webHidden/>
               </w:rPr>
-              <w:instrText xml:space="preserve"> PAGEREF _Toc225777370 \h </w:instrText>
+              <w:instrText xml:space="preserve"> PAGEREF _Toc227785170 \h </w:instrText>
             </w:r>
             <w:r>
               <w:rPr>
@@ -283,7 +283,7 @@
               <w14:ligatures w14:val="standardContextual"/>
             </w:rPr>
           </w:pPr>
-          <w:hyperlink w:anchor="_Toc225777371" w:history="1">
+          <w:hyperlink w:anchor="_Toc227785171" w:history="1">
             <w:r>
               <w:rPr>
                 <w:rStyle w:val="Hyperlink"/>
@@ -310,7 +310,7 @@
                 <w:noProof/>
                 <w:webHidden/>
               </w:rPr>
-              <w:instrText xml:space="preserve"> PAGEREF _Toc225777371 \h </w:instrText>
+              <w:instrText xml:space="preserve"> PAGEREF _Toc227785171 \h </w:instrText>
             </w:r>
             <w:r>
               <w:rPr>
@@ -357,7 +357,7 @@
               <w14:ligatures w14:val="standardContextual"/>
             </w:rPr>
           </w:pPr>
-          <w:hyperlink w:anchor="_Toc225777372" w:history="1">
+          <w:hyperlink w:anchor="_Toc227785172" w:history="1">
             <w:r>
               <w:rPr>
                 <w:rStyle w:val="Hyperlink"/>
@@ -384,7 +384,7 @@
                 <w:noProof/>
                 <w:webHidden/>
               </w:rPr>
-              <w:instrText xml:space="preserve"> PAGEREF _Toc225777372 \h </w:instrText>
+              <w:instrText xml:space="preserve"> PAGEREF _Toc227785172 \h </w:instrText>
             </w:r>
             <w:r>
               <w:rPr>
@@ -431,7 +431,7 @@
               <w14:ligatures w14:val="standardContextual"/>
             </w:rPr>
           </w:pPr>
-          <w:hyperlink w:anchor="_Toc225777373" w:history="1">
+          <w:hyperlink w:anchor="_Toc227785173" w:history="1">
             <w:r>
               <w:rPr>
                 <w:rStyle w:val="Hyperlink"/>
@@ -458,7 +458,7 @@
                 <w:noProof/>
                 <w:webHidden/>
               </w:rPr>
-              <w:instrText xml:space="preserve"> PAGEREF _Toc225777373 \h </w:instrText>
+              <w:instrText xml:space="preserve"> PAGEREF _Toc227785173 \h </w:instrText>
             </w:r>
             <w:r>
               <w:rPr>
@@ -505,7 +505,7 @@
               <w14:ligatures w14:val="standardContextual"/>
             </w:rPr>
           </w:pPr>
-          <w:hyperlink w:anchor="_Toc225777374" w:history="1">
+          <w:hyperlink w:anchor="_Toc227785174" w:history="1">
             <w:r>
               <w:rPr>
                 <w:rStyle w:val="Hyperlink"/>
@@ -532,7 +532,7 @@
                 <w:noProof/>
                 <w:webHidden/>
               </w:rPr>
-              <w:instrText xml:space="preserve"> PAGEREF _Toc225777374 \h </w:instrText>
+              <w:instrText xml:space="preserve"> PAGEREF _Toc227785174 \h </w:instrText>
             </w:r>
             <w:r>
               <w:rPr>
@@ -579,7 +579,7 @@
               <w14:ligatures w14:val="standardContextual"/>
             </w:rPr>
           </w:pPr>
-          <w:hyperlink w:anchor="_Toc225777375" w:history="1">
+          <w:hyperlink w:anchor="_Toc227785175" w:history="1">
             <w:r>
               <w:rPr>
                 <w:rStyle w:val="Hyperlink"/>
@@ -615,7 +615,7 @@
                 <w:noProof/>
                 <w:webHidden/>
               </w:rPr>
-              <w:instrText xml:space="preserve"> PAGEREF _Toc225777375 \h </w:instrText>
+              <w:instrText xml:space="preserve"> PAGEREF _Toc227785175 \h </w:instrText>
             </w:r>
             <w:r>
               <w:rPr>
@@ -662,7 +662,7 @@
               <w14:ligatures w14:val="standardContextual"/>
             </w:rPr>
           </w:pPr>
-          <w:hyperlink w:anchor="_Toc225777376" w:history="1">
+          <w:hyperlink w:anchor="_Toc227785176" w:history="1">
             <w:r>
               <w:rPr>
                 <w:rStyle w:val="Hyperlink"/>
@@ -705,7 +705,7 @@
                 <w:noProof/>
                 <w:webHidden/>
               </w:rPr>
-              <w:instrText xml:space="preserve"> PAGEREF _Toc225777376 \h </w:instrText>
+              <w:instrText xml:space="preserve"> PAGEREF _Toc227785176 \h </w:instrText>
             </w:r>
             <w:r>
               <w:rPr>
@@ -752,7 +752,7 @@
               <w14:ligatures w14:val="standardContextual"/>
             </w:rPr>
           </w:pPr>
-          <w:hyperlink w:anchor="_Toc225777377" w:history="1">
+          <w:hyperlink w:anchor="_Toc227785177" w:history="1">
             <w:r>
               <w:rPr>
                 <w:rStyle w:val="Hyperlink"/>
@@ -779,7 +779,7 @@
                 <w:noProof/>
                 <w:webHidden/>
               </w:rPr>
-              <w:instrText xml:space="preserve"> PAGEREF _Toc225777377 \h </w:instrText>
+              <w:instrText xml:space="preserve"> PAGEREF _Toc227785177 \h </w:instrText>
             </w:r>
             <w:r>
               <w:rPr>
@@ -826,7 +826,7 @@
               <w14:ligatures w14:val="standardContextual"/>
             </w:rPr>
           </w:pPr>
-          <w:hyperlink w:anchor="_Toc225777378" w:history="1">
+          <w:hyperlink w:anchor="_Toc227785178" w:history="1">
             <w:r>
               <w:rPr>
                 <w:rStyle w:val="Hyperlink"/>
@@ -853,7 +853,7 @@
                 <w:noProof/>
                 <w:webHidden/>
               </w:rPr>
-              <w:instrText xml:space="preserve"> PAGEREF _Toc225777378 \h </w:instrText>
+              <w:instrText xml:space="preserve"> PAGEREF _Toc227785178 \h </w:instrText>
             </w:r>
             <w:r>
               <w:rPr>
@@ -900,7 +900,7 @@
               <w14:ligatures w14:val="standardContextual"/>
             </w:rPr>
           </w:pPr>
-          <w:hyperlink w:anchor="_Toc225777379" w:history="1">
+          <w:hyperlink w:anchor="_Toc227785179" w:history="1">
             <w:r>
               <w:rPr>
                 <w:rStyle w:val="Hyperlink"/>
@@ -927,7 +927,7 @@
                 <w:noProof/>
                 <w:webHidden/>
               </w:rPr>
-              <w:instrText xml:space="preserve"> PAGEREF _Toc225777379 \h </w:instrText>
+              <w:instrText xml:space="preserve"> PAGEREF _Toc227785179 \h </w:instrText>
             </w:r>
             <w:r>
               <w:rPr>
@@ -974,7 +974,7 @@
               <w14:ligatures w14:val="standardContextual"/>
             </w:rPr>
           </w:pPr>
-          <w:hyperlink w:anchor="_Toc225777380" w:history="1">
+          <w:hyperlink w:anchor="_Toc227785180" w:history="1">
             <w:r>
               <w:rPr>
                 <w:rStyle w:val="Hyperlink"/>
@@ -1001,7 +1001,7 @@
                 <w:noProof/>
                 <w:webHidden/>
               </w:rPr>
-              <w:instrText xml:space="preserve"> PAGEREF _Toc225777380 \h </w:instrText>
+              <w:instrText xml:space="preserve"> PAGEREF _Toc227785180 \h </w:instrText>
             </w:r>
             <w:r>
               <w:rPr>
@@ -1048,7 +1048,7 @@
               <w14:ligatures w14:val="standardContextual"/>
             </w:rPr>
           </w:pPr>
-          <w:hyperlink w:anchor="_Toc225777381" w:history="1">
+          <w:hyperlink w:anchor="_Toc227785181" w:history="1">
             <w:r>
               <w:rPr>
                 <w:rStyle w:val="Hyperlink"/>
@@ -1084,7 +1084,7 @@
                 <w:noProof/>
                 <w:webHidden/>
               </w:rPr>
-              <w:instrText xml:space="preserve"> PAGEREF _Toc225777381 \h </w:instrText>
+              <w:instrText xml:space="preserve"> PAGEREF _Toc227785181 \h </w:instrText>
             </w:r>
             <w:r>
               <w:rPr>
@@ -1131,7 +1131,7 @@
               <w14:ligatures w14:val="standardContextual"/>
             </w:rPr>
           </w:pPr>
-          <w:hyperlink w:anchor="_Toc225777382" w:history="1">
+          <w:hyperlink w:anchor="_Toc227785182" w:history="1">
             <w:r>
               <w:rPr>
                 <w:rStyle w:val="Hyperlink"/>
@@ -1167,7 +1167,7 @@
                 <w:noProof/>
                 <w:webHidden/>
               </w:rPr>
-              <w:instrText xml:space="preserve"> PAGEREF _Toc225777382 \h </w:instrText>
+              <w:instrText xml:space="preserve"> PAGEREF _Toc227785182 \h </w:instrText>
             </w:r>
             <w:r>
               <w:rPr>
@@ -1214,7 +1214,7 @@
               <w14:ligatures w14:val="standardContextual"/>
             </w:rPr>
           </w:pPr>
-          <w:hyperlink w:anchor="_Toc225777383" w:history="1">
+          <w:hyperlink w:anchor="_Toc227785183" w:history="1">
             <w:r>
               <w:rPr>
                 <w:rStyle w:val="Hyperlink"/>
@@ -1241,7 +1241,7 @@
                 <w:noProof/>
                 <w:webHidden/>
               </w:rPr>
-              <w:instrText xml:space="preserve"> PAGEREF _Toc225777383 \h </w:instrText>
+              <w:instrText xml:space="preserve"> PAGEREF _Toc227785183 \h </w:instrText>
             </w:r>
             <w:r>
               <w:rPr>
@@ -1288,7 +1288,7 @@
               <w14:ligatures w14:val="standardContextual"/>
             </w:rPr>
           </w:pPr>
-          <w:hyperlink w:anchor="_Toc225777384" w:history="1">
+          <w:hyperlink w:anchor="_Toc227785184" w:history="1">
             <w:r>
               <w:rPr>
                 <w:rStyle w:val="Hyperlink"/>
@@ -1315,7 +1315,7 @@
                 <w:noProof/>
                 <w:webHidden/>
               </w:rPr>
-              <w:instrText xml:space="preserve"> PAGEREF _Toc225777384 \h </w:instrText>
+              <w:instrText xml:space="preserve"> PAGEREF _Toc227785184 \h </w:instrText>
             </w:r>
             <w:r>
               <w:rPr>
@@ -1362,7 +1362,7 @@
               <w14:ligatures w14:val="standardContextual"/>
             </w:rPr>
           </w:pPr>
-          <w:hyperlink w:anchor="_Toc225777385" w:history="1">
+          <w:hyperlink w:anchor="_Toc227785185" w:history="1">
             <w:r>
               <w:rPr>
                 <w:rStyle w:val="Hyperlink"/>
@@ -1389,7 +1389,7 @@
                 <w:noProof/>
                 <w:webHidden/>
               </w:rPr>
-              <w:instrText xml:space="preserve"> PAGEREF _Toc225777385 \h </w:instrText>
+              <w:instrText xml:space="preserve"> PAGEREF _Toc227785185 \h </w:instrText>
             </w:r>
             <w:r>
               <w:rPr>
@@ -1436,7 +1436,7 @@
               <w14:ligatures w14:val="standardContextual"/>
             </w:rPr>
           </w:pPr>
-          <w:hyperlink w:anchor="_Toc225777386" w:history="1">
+          <w:hyperlink w:anchor="_Toc227785186" w:history="1">
             <w:r>
               <w:rPr>
                 <w:rStyle w:val="Hyperlink"/>
@@ -1463,7 +1463,7 @@
                 <w:noProof/>
                 <w:webHidden/>
               </w:rPr>
-              <w:instrText xml:space="preserve"> PAGEREF _Toc225777386 \h </w:instrText>
+              <w:instrText xml:space="preserve"> PAGEREF _Toc227785186 \h </w:instrText>
             </w:r>
             <w:r>
               <w:rPr>
@@ -1506,7 +1506,7 @@
         <w:pStyle w:val="Heading1"/>
       </w:pPr>
       <w:bookmarkStart w:id="0" w:name="ρύθμιση-του-τοπικού-περιβάλλοντος"/>
-      <w:bookmarkStart w:id="1" w:name="_Toc225777368"/>
+      <w:bookmarkStart w:id="1" w:name="_Toc227785168"/>
       <w:r>
         <w:t>Ρύθμιση του τοπικού περιβάλλοντος</w:t>
       </w:r>
@@ -1667,7 +1667,7 @@
           <w:noProof/>
         </w:rPr>
         <w:drawing>
-          <wp:inline distT="0" distB="0" distL="0" distR="0" wp14:anchorId="1CC3396C" wp14:editId="087EB130">
+          <wp:inline distT="0" distB="0" distL="0" distR="0" wp14:anchorId="0E8540DF" wp14:editId="291664EF">
             <wp:extent cx="6692900" cy="3434514"/>
             <wp:effectExtent l="0" t="0" r="0" b="0"/>
             <wp:docPr id="25" name="Picture" descr="Εικόνα 1"/>
@@ -1714,7 +1714,7 @@
         <w:pStyle w:val="Heading1"/>
       </w:pPr>
       <w:bookmarkStart w:id="2" w:name="άνοιγμα-του-repository"/>
-      <w:bookmarkStart w:id="3" w:name="_Toc225777369"/>
+      <w:bookmarkStart w:id="3" w:name="_Toc227785169"/>
       <w:bookmarkEnd w:id="0"/>
       <w:r>
         <w:t>Άνοιγμα του repository</w:t>
@@ -1870,7 +1870,7 @@
         </w:rPr>
         <w:lastRenderedPageBreak/>
         <w:drawing>
-          <wp:inline distT="0" distB="0" distL="0" distR="0" wp14:anchorId="7F6046D1" wp14:editId="2B89AB99">
+          <wp:inline distT="0" distB="0" distL="0" distR="0" wp14:anchorId="5B2AE7F5" wp14:editId="1811989E">
             <wp:extent cx="4933149" cy="3058245"/>
             <wp:effectExtent l="0" t="0" r="0" b="0"/>
             <wp:docPr id="29" name="Picture" descr="Εικόνα 2"/>
@@ -1917,7 +1917,7 @@
         <w:pStyle w:val="Heading1"/>
       </w:pPr>
       <w:bookmarkStart w:id="4" w:name="Xf8094b6b06d0752f3641f2404a5825502a7e373"/>
-      <w:bookmarkStart w:id="5" w:name="_Toc225777370"/>
+      <w:bookmarkStart w:id="5" w:name="_Toc227785170"/>
       <w:bookmarkEnd w:id="2"/>
       <w:r>
         <w:t>Δημιουργία virtual environment στο VS Code</w:t>
@@ -2194,7 +2194,7 @@
         <w:pStyle w:val="Heading1"/>
       </w:pPr>
       <w:bookmarkStart w:id="6" w:name="ενεργοποίηση-του-virtual-environment"/>
-      <w:bookmarkStart w:id="7" w:name="_Toc225777371"/>
+      <w:bookmarkStart w:id="7" w:name="_Toc227785171"/>
       <w:bookmarkEnd w:id="4"/>
       <w:r>
         <w:lastRenderedPageBreak/>
@@ -2221,7 +2221,7 @@
         <w:pStyle w:val="Heading2"/>
       </w:pPr>
       <w:bookmarkStart w:id="8" w:name="X7dd8de66a1cb249a58447bf867854d7922eb947"/>
-      <w:bookmarkStart w:id="9" w:name="_Toc225777372"/>
+      <w:bookmarkStart w:id="9" w:name="_Toc227785172"/>
       <w:r>
         <w:t>Τρόπος 1: Κλείνω και ξανανοίγω το terminal</w:t>
       </w:r>
@@ -2252,7 +2252,7 @@
         <w:pStyle w:val="Heading2"/>
       </w:pPr>
       <w:bookmarkStart w:id="10" w:name="τρόπος-2-χειροκίνητη-ενεργοποίηση"/>
-      <w:bookmarkStart w:id="11" w:name="_Toc225777373"/>
+      <w:bookmarkStart w:id="11" w:name="_Toc227785173"/>
       <w:bookmarkEnd w:id="8"/>
       <w:r>
         <w:t>Τρόπος 2: Χειροκίνητη ενεργοποίηση</w:t>
@@ -2431,7 +2431,7 @@
           <w:noProof/>
         </w:rPr>
         <w:drawing>
-          <wp:inline distT="0" distB="0" distL="0" distR="0" wp14:anchorId="5B88E72B" wp14:editId="2E194D9D">
+          <wp:inline distT="0" distB="0" distL="0" distR="0" wp14:anchorId="7618AD7A" wp14:editId="2BC4177C">
             <wp:extent cx="6692900" cy="982257"/>
             <wp:effectExtent l="0" t="0" r="0" b="0"/>
             <wp:docPr id="35" name="Picture" descr="Εικόνα 3"/>
@@ -2478,7 +2478,7 @@
         <w:pStyle w:val="Heading1"/>
       </w:pPr>
       <w:bookmarkStart w:id="12" w:name="εγκατάσταση-πακέτων"/>
-      <w:bookmarkStart w:id="13" w:name="_Toc225777374"/>
+      <w:bookmarkStart w:id="13" w:name="_Toc227785174"/>
       <w:bookmarkEnd w:id="6"/>
       <w:bookmarkEnd w:id="10"/>
       <w:r>
@@ -2587,7 +2587,7 @@
         </w:rPr>
         <w:lastRenderedPageBreak/>
         <w:drawing>
-          <wp:inline distT="0" distB="0" distL="0" distR="0" wp14:anchorId="1BC35694" wp14:editId="2FDD3DBD">
+          <wp:inline distT="0" distB="0" distL="0" distR="0" wp14:anchorId="1CC5B4C2" wp14:editId="67B43F9B">
             <wp:extent cx="5855233" cy="3865068"/>
             <wp:effectExtent l="0" t="0" r="0" b="0"/>
             <wp:docPr id="40" name="Picture" descr="Εικόνα 4"/>
@@ -2634,7 +2634,7 @@
         <w:pStyle w:val="Heading1"/>
       </w:pPr>
       <w:bookmarkStart w:id="14" w:name="X8e7e9dbb257198b769564c9eb772ff7ac714cca"/>
-      <w:bookmarkStart w:id="15" w:name="_Toc225777375"/>
+      <w:bookmarkStart w:id="15" w:name="_Toc227785175"/>
       <w:bookmarkEnd w:id="12"/>
       <w:r>
         <w:t xml:space="preserve">Αν το terminal δεν ενεργοποιεί μόνο του το </w:t>
@@ -2714,7 +2714,7 @@
         <w:pStyle w:val="Heading1"/>
       </w:pPr>
       <w:bookmarkStart w:id="16" w:name="αν-η-δημιουργία-του-venv-κολλήσει"/>
-      <w:bookmarkStart w:id="17" w:name="_Toc225777376"/>
+      <w:bookmarkStart w:id="17" w:name="_Toc227785176"/>
       <w:bookmarkEnd w:id="14"/>
       <w:r>
         <w:t xml:space="preserve">Αν η δημιουργία του </w:t>
@@ -2987,7 +2987,7 @@
         <w:pStyle w:val="Heading1"/>
       </w:pPr>
       <w:bookmarkStart w:id="18" w:name="τι-να-θυμάστε"/>
-      <w:bookmarkStart w:id="19" w:name="_Toc225777377"/>
+      <w:bookmarkStart w:id="19" w:name="_Toc227785177"/>
       <w:bookmarkEnd w:id="16"/>
       <w:r>
         <w:t>Τι να θυμάστε</w:t>
@@ -3072,7 +3072,7 @@
         <w:pStyle w:val="Heading1"/>
       </w:pPr>
       <w:bookmarkStart w:id="20" w:name="έλεγχος-java"/>
-      <w:bookmarkStart w:id="21" w:name="_Toc225777378"/>
+      <w:bookmarkStart w:id="21" w:name="_Toc227785178"/>
       <w:bookmarkEnd w:id="18"/>
       <w:r>
         <w:t>Έλεγχος Java</w:t>
@@ -3176,7 +3176,7 @@
         <w:pStyle w:val="Heading1"/>
       </w:pPr>
       <w:bookmarkStart w:id="22" w:name="δημιουργία-αρχείων-παραδείγματος"/>
-      <w:bookmarkStart w:id="23" w:name="_Toc225777379"/>
+      <w:bookmarkStart w:id="23" w:name="_Toc227785179"/>
       <w:bookmarkEnd w:id="20"/>
       <w:r>
         <w:t>Δημιουργία αρχείων παραδείγματος</w:t>
@@ -3896,7 +3896,7 @@
         <w:pStyle w:val="Heading1"/>
       </w:pPr>
       <w:bookmarkStart w:id="24" w:name="εκτέλεση-και-debugging-στο-vs-code"/>
-      <w:bookmarkStart w:id="25" w:name="_Toc225777380"/>
+      <w:bookmarkStart w:id="25" w:name="_Toc227785180"/>
       <w:bookmarkEnd w:id="22"/>
       <w:r>
         <w:t>Εκτέλεση και debugging στο VS Code</w:t>
@@ -4084,7 +4084,7 @@
         </w:rPr>
         <w:lastRenderedPageBreak/>
         <w:drawing>
-          <wp:inline distT="0" distB="0" distL="0" distR="0" wp14:anchorId="55964A8F" wp14:editId="01B7340F">
+          <wp:inline distT="0" distB="0" distL="0" distR="0" wp14:anchorId="08F901F1" wp14:editId="53CC2BDA">
             <wp:extent cx="3926541" cy="3980329"/>
             <wp:effectExtent l="0" t="0" r="0" b="0"/>
             <wp:docPr id="49" name="Picture" descr="Εικόνα 5"/>
@@ -4150,7 +4150,7 @@
         <w:pStyle w:val="Heading1"/>
       </w:pPr>
       <w:bookmarkStart w:id="26" w:name="πειραματισμός-με-pyspark"/>
-      <w:bookmarkStart w:id="27" w:name="_Toc225777381"/>
+      <w:bookmarkStart w:id="27" w:name="_Toc227785181"/>
       <w:bookmarkEnd w:id="24"/>
       <w:r>
         <w:t xml:space="preserve">Πειραματισμός με </w:t>
@@ -4284,7 +4284,7 @@
         <w:pStyle w:val="Heading2"/>
       </w:pPr>
       <w:bookmarkStart w:id="28" w:name="επιλογή-1-pyspark"/>
-      <w:bookmarkStart w:id="29" w:name="_Toc225777382"/>
+      <w:bookmarkStart w:id="29" w:name="_Toc227785182"/>
       <w:r>
         <w:t xml:space="preserve">Επιλογή 1: </w:t>
       </w:r>
@@ -4676,7 +4676,7 @@
         <w:pStyle w:val="Heading2"/>
       </w:pPr>
       <w:bookmarkStart w:id="30" w:name="Xf8a74baa69a0d34389477600a5e339ef5be52f4"/>
-      <w:bookmarkStart w:id="31" w:name="_Toc225777383"/>
+      <w:bookmarkStart w:id="31" w:name="_Toc227785183"/>
       <w:bookmarkEnd w:id="28"/>
       <w:r>
         <w:t>Επιλογή 2: άνοιγμα κανονικής Python κονσόλας από το terminal</w:t>
@@ -5004,7 +5004,7 @@
         <w:pStyle w:val="Heading1"/>
       </w:pPr>
       <w:bookmarkStart w:id="32" w:name="έλεγχος-του-spark-ui"/>
-      <w:bookmarkStart w:id="33" w:name="_Toc225777384"/>
+      <w:bookmarkStart w:id="33" w:name="_Toc227785184"/>
       <w:bookmarkEnd w:id="26"/>
       <w:bookmarkEnd w:id="30"/>
       <w:r>
@@ -5053,7 +5053,7 @@
         </w:rPr>
         <w:lastRenderedPageBreak/>
         <w:drawing>
-          <wp:inline distT="0" distB="0" distL="0" distR="0" wp14:anchorId="6C54CA56" wp14:editId="0BE32981">
+          <wp:inline distT="0" distB="0" distL="0" distR="0" wp14:anchorId="5ABB37F7" wp14:editId="5B5EDC8A">
             <wp:extent cx="6692900" cy="3213434"/>
             <wp:effectExtent l="0" t="0" r="0" b="0"/>
             <wp:docPr id="57" name="Picture" descr="Εικόνα 6"/>
@@ -5100,7 +5100,7 @@
         <w:pStyle w:val="Heading1"/>
       </w:pPr>
       <w:bookmarkStart w:id="34" w:name="επόμενος-τοπικός-οδηγός"/>
-      <w:bookmarkStart w:id="35" w:name="_Toc225777385"/>
+      <w:bookmarkStart w:id="35" w:name="_Toc227785185"/>
       <w:bookmarkEnd w:id="32"/>
       <w:r>
         <w:t>Επόμενος τοπικός οδηγός</w:t>
@@ -5168,7 +5168,7 @@
         <w:pStyle w:val="Heading1"/>
       </w:pPr>
       <w:bookmarkStart w:id="36" w:name="χρήσιμες-παρατηρήσεις"/>
-      <w:bookmarkStart w:id="37" w:name="_Toc225777386"/>
+      <w:bookmarkStart w:id="37" w:name="_Toc227785186"/>
       <w:bookmarkEnd w:id="34"/>
       <w:r>
         <w:t>Χρήσιμες παρατηρήσεις</w:t>
@@ -5761,7 +5761,7 @@
   <w:abstractNum w:abstractNumId="9" w15:restartNumberingAfterBreak="0">
     <w:nsid w:val="0000A990"/>
     <w:multiLevelType w:val="multilevel"/>
-    <w:tmpl w:val="304C5AC8"/>
+    <w:tmpl w:val="DA86E5B0"/>
     <w:lvl w:ilvl="0">
       <w:numFmt w:val="bullet"/>
       <w:lvlText w:val=" "/>
@@ -5838,7 +5838,7 @@
   <w:abstractNum w:abstractNumId="10" w15:restartNumberingAfterBreak="0">
     <w:nsid w:val="0000A991"/>
     <w:multiLevelType w:val="multilevel"/>
-    <w:tmpl w:val="70D63708"/>
+    <w:tmpl w:val="C3A05118"/>
     <w:lvl w:ilvl="0">
       <w:numFmt w:val="bullet"/>
       <w:lvlText w:val=""/>
@@ -5942,7 +5942,7 @@
   <w:abstractNum w:abstractNumId="11" w15:restartNumberingAfterBreak="0">
     <w:nsid w:val="00A99411"/>
     <w:multiLevelType w:val="multilevel"/>
-    <w:tmpl w:val="8870D4C4"/>
+    <w:tmpl w:val="DC22910E"/>
     <w:lvl w:ilvl="0">
       <w:start w:val="1"/>
       <w:numFmt w:val="decimal"/>
@@ -6025,55 +6025,55 @@
       </w:pPr>
     </w:lvl>
   </w:abstractNum>
-  <w:num w:numId="1" w16cid:durableId="506361590">
+  <w:num w:numId="1" w16cid:durableId="1381175763">
     <w:abstractNumId w:val="8"/>
   </w:num>
-  <w:num w:numId="2" w16cid:durableId="127088266">
+  <w:num w:numId="2" w16cid:durableId="1642685174">
     <w:abstractNumId w:val="6"/>
   </w:num>
-  <w:num w:numId="3" w16cid:durableId="618950136">
+  <w:num w:numId="3" w16cid:durableId="3825503">
     <w:abstractNumId w:val="5"/>
   </w:num>
-  <w:num w:numId="4" w16cid:durableId="531769099">
+  <w:num w:numId="4" w16cid:durableId="733310300">
     <w:abstractNumId w:val="4"/>
   </w:num>
-  <w:num w:numId="5" w16cid:durableId="520823634">
+  <w:num w:numId="5" w16cid:durableId="1102188537">
     <w:abstractNumId w:val="7"/>
   </w:num>
-  <w:num w:numId="6" w16cid:durableId="446235602">
+  <w:num w:numId="6" w16cid:durableId="29185787">
     <w:abstractNumId w:val="3"/>
   </w:num>
-  <w:num w:numId="7" w16cid:durableId="37049382">
+  <w:num w:numId="7" w16cid:durableId="869881827">
     <w:abstractNumId w:val="2"/>
   </w:num>
-  <w:num w:numId="8" w16cid:durableId="466777870">
+  <w:num w:numId="8" w16cid:durableId="1765875487">
     <w:abstractNumId w:val="1"/>
   </w:num>
-  <w:num w:numId="9" w16cid:durableId="707414914">
+  <w:num w:numId="9" w16cid:durableId="830607308">
     <w:abstractNumId w:val="0"/>
   </w:num>
-  <w:num w:numId="10" w16cid:durableId="1002583590">
+  <w:num w:numId="10" w16cid:durableId="1559167694">
     <w:abstractNumId w:val="9"/>
   </w:num>
-  <w:num w:numId="11" w16cid:durableId="1057783580">
+  <w:num w:numId="11" w16cid:durableId="1675765835">
     <w:abstractNumId w:val="10"/>
   </w:num>
-  <w:num w:numId="12" w16cid:durableId="1319110494">
+  <w:num w:numId="12" w16cid:durableId="1943882028">
     <w:abstractNumId w:val="10"/>
   </w:num>
-  <w:num w:numId="13" w16cid:durableId="1660768166">
+  <w:num w:numId="13" w16cid:durableId="350882432">
     <w:abstractNumId w:val="10"/>
   </w:num>
-  <w:num w:numId="14" w16cid:durableId="482628335">
+  <w:num w:numId="14" w16cid:durableId="1157529499">
     <w:abstractNumId w:val="10"/>
   </w:num>
-  <w:num w:numId="15" w16cid:durableId="892010690">
+  <w:num w:numId="15" w16cid:durableId="2057045536">
     <w:abstractNumId w:val="10"/>
   </w:num>
-  <w:num w:numId="16" w16cid:durableId="1088888907">
+  <w:num w:numId="16" w16cid:durableId="682240289">
     <w:abstractNumId w:val="10"/>
   </w:num>
-  <w:num w:numId="17" w16cid:durableId="542525432">
+  <w:num w:numId="17" w16cid:durableId="957370654">
     <w:abstractNumId w:val="11"/>
     <w:lvlOverride w:ilvl="0">
       <w:startOverride w:val="1"/>
@@ -6103,25 +6103,25 @@
       <w:startOverride w:val="1"/>
     </w:lvlOverride>
   </w:num>
-  <w:num w:numId="18" w16cid:durableId="1974098759">
+  <w:num w:numId="18" w16cid:durableId="2120300125">
     <w:abstractNumId w:val="10"/>
   </w:num>
-  <w:num w:numId="19" w16cid:durableId="748618300">
+  <w:num w:numId="19" w16cid:durableId="1870992272">
     <w:abstractNumId w:val="10"/>
   </w:num>
-  <w:num w:numId="20" w16cid:durableId="700592340">
+  <w:num w:numId="20" w16cid:durableId="1050769332">
     <w:abstractNumId w:val="10"/>
   </w:num>
-  <w:num w:numId="21" w16cid:durableId="1680544846">
+  <w:num w:numId="21" w16cid:durableId="186915362">
     <w:abstractNumId w:val="10"/>
   </w:num>
-  <w:num w:numId="22" w16cid:durableId="1955091331">
+  <w:num w:numId="22" w16cid:durableId="655106801">
     <w:abstractNumId w:val="10"/>
   </w:num>
-  <w:num w:numId="23" w16cid:durableId="1448698121">
+  <w:num w:numId="23" w16cid:durableId="778456133">
     <w:abstractNumId w:val="10"/>
   </w:num>
-  <w:num w:numId="24" w16cid:durableId="1625649616">
+  <w:num w:numId="24" w16cid:durableId="924068222">
     <w:abstractNumId w:val="10"/>
   </w:num>
 </w:numbering>
@@ -17942,7 +17942,7 @@
     <w:autoRedefine/>
     <w:uiPriority w:val="39"/>
     <w:unhideWhenUsed/>
-    <w:rsid w:val="00942571"/>
+    <w:rsid w:val="00092F25"/>
     <w:pPr>
       <w:spacing w:after="100"/>
     </w:pPr>
@@ -17954,7 +17954,7 @@
     <w:autoRedefine/>
     <w:uiPriority w:val="39"/>
     <w:unhideWhenUsed/>
-    <w:rsid w:val="00942571"/>
+    <w:rsid w:val="00092F25"/>
     <w:pPr>
       <w:spacing w:after="100"/>
       <w:ind w:left="220"/>
@@ -17965,7 +17965,7 @@
     <w:basedOn w:val="DefaultParagraphFont"/>
     <w:uiPriority w:val="99"/>
     <w:unhideWhenUsed/>
-    <w:rsid w:val="00942571"/>
+    <w:rsid w:val="00092F25"/>
     <w:rPr>
       <w:color w:val="0000FF" w:themeColor="hyperlink"/>
       <w:u w:val="single"/>
